--- a/dpp-textile-jbl/04_online_appendix.docx
+++ b/dpp-textile-jbl/04_online_appendix.docx
@@ -149,6 +149,11 @@
       <w:r>
         <w:t xml:space="preserve">limit.</w:t>
       </w:r>
+    </w:p>
+    <w:p>
+      <w:pPr>
+        <w:pStyle w:val="Author"/>
+      </w:pPr>
     </w:p>
     <w:bookmarkStart w:id="21" w:name="Xe667f895eb2f7026f51c3af18ef8932a105196c"/>
     <w:p>
@@ -1269,28 +1274,7 @@
         <w:t xml:space="preserve"> </w:t>
       </w:r>
       <w:r>
-        <w:t xml:space="preserve">package (script:</w:t>
-      </w:r>
-      <w:r>
-        <w:t xml:space="preserve"> </w:t>
-      </w:r>
-      <w:r>
-        <w:rPr>
-          <w:rStyle w:val="VerbatimChar"/>
-        </w:rPr>
-        <w:t xml:space="preserve">analysis/pls_model.R</w:t>
-      </w:r>
-      <w:r>
-        <w:t xml:space="preserve">) or SmartPLS 4. The repository’s conformal-prediction add-on (</w:t>
-      </w:r>
-      <w:r>
-        <w:rPr>
-          <w:rStyle w:val="VerbatimChar"/>
-        </w:rPr>
-        <w:t xml:space="preserve">../spike/</w:t>
-      </w:r>
-      <w:r>
-        <w:t xml:space="preserve">) can supply per-firm prediction intervals for DPR as an optional extension.</w:t>
+        <w:t xml:space="preserve">package, or SmartPLS 4. Analysis code is available from the authors on request.</w:t>
       </w:r>
     </w:p>
     <w:bookmarkEnd w:id="27"/>

--- a/dpp-textile-jbl/04_online_appendix.docx
+++ b/dpp-textile-jbl/04_online_appendix.docx
@@ -910,18 +910,168 @@
           <w:bCs/>
           <w:b/>
         </w:rPr>
-        <w:t xml:space="preserve">Pilot (Jan 2027):</w:t>
-      </w:r>
-      <w:r>
-        <w:t xml:space="preserve"> </w:t>
-      </w:r>
-      <w:r>
-        <w:t xml:space="preserve">25–30 firms, checking item clarity, completion time and preliminary reliability. Pilot firms are excluded from the main sample.</w:t>
+        <w:t xml:space="preserve">Cognitive pretest (early Jan 2027):</w:t>
+      </w:r>
+      <w:r>
+        <w:t xml:space="preserve"> </w:t>
+      </w:r>
+      <w:r>
+        <w:t xml:space="preserve">8–10 respondents talk through each item (</w:t>
+      </w:r>
+      <w:r>
+        <w:t xml:space="preserve">“</w:t>
+      </w:r>
+      <w:r>
+        <w:t xml:space="preserve">think aloud</w:t>
+      </w:r>
+      <w:r>
+        <w:t xml:space="preserve">”</w:t>
+      </w:r>
+      <w:r>
+        <w:t xml:space="preserve">) to check clarity and completion time.</w:t>
+      </w:r>
+    </w:p>
+    <w:p>
+      <w:pPr>
+        <w:numPr>
+          <w:ilvl w:val="0"/>
+          <w:numId w:val="1001"/>
+        </w:numPr>
+        <w:pStyle w:val="Compact"/>
+      </w:pPr>
+      <w:r>
+        <w:rPr>
+          <w:bCs/>
+          <w:b/>
+        </w:rPr>
+        <w:t xml:space="preserve">Pilot survey with EFA (Jan 2027):</w:t>
+      </w:r>
+      <w:r>
+        <w:t xml:space="preserve"> </w:t>
+      </w:r>
+      <w:r>
+        <w:t xml:space="preserve">at least</w:t>
+      </w:r>
+      <w:r>
+        <w:t xml:space="preserve"> </w:t>
+      </w:r>
+      <w:r>
+        <w:rPr>
+          <w:bCs/>
+          <w:b/>
+        </w:rPr>
+        <w:t xml:space="preserve">100 firms</w:t>
+      </w:r>
+      <w:r>
+        <w:t xml:space="preserve"> </w:t>
+      </w:r>
+      <w:r>
+        <w:t xml:space="preserve">(about 7 per item for the 14 new items), drawn at random from the sampling frame and excluded from the main sample. EFA is run on the new items (DAC, DPR, RU) together with one adapted scale (BTP) as a discriminant anchor:</w:t>
+      </w:r>
+    </w:p>
+    <w:p>
+      <w:pPr>
+        <w:numPr>
+          <w:ilvl w:val="1"/>
+          <w:numId w:val="1002"/>
+        </w:numPr>
+        <w:pStyle w:val="Compact"/>
+      </w:pPr>
+      <w:r>
+        <w:t xml:space="preserve">Suitability: KMO ≥ 0.70; Bartlett’s test p &lt; 0.05</w:t>
+      </w:r>
+    </w:p>
+    <w:p>
+      <w:pPr>
+        <w:numPr>
+          <w:ilvl w:val="1"/>
+          <w:numId w:val="1002"/>
+        </w:numPr>
+        <w:pStyle w:val="Compact"/>
+      </w:pPr>
+      <w:r>
+        <w:t xml:space="preserve">Extraction: principal axis factoring with oblique (promax) rotation, since the constructs are expected to correlate</w:t>
+      </w:r>
+    </w:p>
+    <w:p>
+      <w:pPr>
+        <w:numPr>
+          <w:ilvl w:val="1"/>
+          <w:numId w:val="1002"/>
+        </w:numPr>
+        <w:pStyle w:val="Compact"/>
+      </w:pPr>
+      <w:r>
+        <w:t xml:space="preserve">Number of factors: parallel analysis, cross-checked with the scree plot (not eigenvalue &gt; 1 alone)</w:t>
+      </w:r>
+    </w:p>
+    <w:p>
+      <w:pPr>
+        <w:numPr>
+          <w:ilvl w:val="1"/>
+          <w:numId w:val="1002"/>
+        </w:numPr>
+        <w:pStyle w:val="Compact"/>
+      </w:pPr>
+      <w:r>
+        <w:t xml:space="preserve">Retention: primary loading ≥ 0.50, cross-loadings &lt; 0.30, communality ≥ 0.40; items are dropped one at a time and the EFA rerun</w:t>
+      </w:r>
+    </w:p>
+    <w:p>
+      <w:pPr>
+        <w:numPr>
+          <w:ilvl w:val="1"/>
+          <w:numId w:val="1002"/>
+        </w:numPr>
+        <w:pStyle w:val="Compact"/>
+      </w:pPr>
+      <w:r>
+        <w:t xml:space="preserve">Reliability of the retained items: Cronbach’s α and ω ≥ 0.70</w:t>
+      </w:r>
+    </w:p>
+    <w:p>
+      <w:pPr>
+        <w:numPr>
+          <w:ilvl w:val="0"/>
+          <w:numId w:val="1001"/>
+        </w:numPr>
+        <w:pStyle w:val="Compact"/>
+      </w:pPr>
+      <w:r>
+        <w:rPr>
+          <w:bCs/>
+          <w:b/>
+        </w:rPr>
+        <w:t xml:space="preserve">Fallback if the pilot reaches fewer than 100 firms:</w:t>
+      </w:r>
+      <w:r>
+        <w:t xml:space="preserve"> </w:t>
+      </w:r>
+      <w:r>
+        <w:t xml:space="preserve">randomly split the main sample. Run the EFA on one half and the CFA on the other, and report both. This costs power, so the main target should rise to 300 firms if this route is used.</w:t>
+      </w:r>
+    </w:p>
+    <w:p>
+      <w:pPr>
+        <w:pStyle w:val="FirstParagraph"/>
+      </w:pPr>
+      <w:r>
+        <w:rPr>
+          <w:iCs/>
+          <w:i/>
+        </w:rPr>
+        <w:t xml:space="preserve">Why EFA only for the new scales:</w:t>
+      </w:r>
+      <w:r>
+        <w:t xml:space="preserve"> </w:t>
+      </w:r>
+      <w:r>
+        <w:t xml:space="preserve">the adapted scales have established factor structures. Running EFA on them again adds little and uses words. Their structure is tested confirmatorily (B.2).</w:t>
       </w:r>
     </w:p>
     <w:bookmarkEnd w:id="20"/>
     <w:bookmarkEnd w:id="21"/>
-    <w:bookmarkStart w:id="28" w:name="appendix-b-analysis-plan"/>
+    <w:bookmarkStart w:id="29" w:name="appendix-b-analysis-plan"/>
     <w:p>
       <w:pPr>
         <w:pStyle w:val="Heading1"/>
@@ -971,58 +1121,12 @@
       <w:pPr>
         <w:numPr>
           <w:ilvl w:val="0"/>
-          <w:numId w:val="1002"/>
+          <w:numId w:val="1003"/>
         </w:numPr>
         <w:pStyle w:val="Compact"/>
       </w:pPr>
       <w:r>
         <w:t xml:space="preserve">Indicator loadings ≥ 0.708 (0.40–0.70 retained if CR and AVE are acceptable)</w:t>
-      </w:r>
-    </w:p>
-    <w:p>
-      <w:pPr>
-        <w:numPr>
-          <w:ilvl w:val="0"/>
-          <w:numId w:val="1002"/>
-        </w:numPr>
-        <w:pStyle w:val="Compact"/>
-      </w:pPr>
-      <w:r>
-        <w:t xml:space="preserve">Composite reliability ρ_A and ρ_C between 0.70 and 0.95</w:t>
-      </w:r>
-    </w:p>
-    <w:p>
-      <w:pPr>
-        <w:numPr>
-          <w:ilvl w:val="0"/>
-          <w:numId w:val="1002"/>
-        </w:numPr>
-        <w:pStyle w:val="Compact"/>
-      </w:pPr>
-      <w:r>
-        <w:t xml:space="preserve">AVE ≥ 0.50</w:t>
-      </w:r>
-    </w:p>
-    <w:p>
-      <w:pPr>
-        <w:numPr>
-          <w:ilvl w:val="0"/>
-          <w:numId w:val="1002"/>
-        </w:numPr>
-        <w:pStyle w:val="Compact"/>
-      </w:pPr>
-      <w:r>
-        <w:t xml:space="preserve">HTMT &lt; 0.85 (conservative) and bootstrap CI excluding 1 (Henseler et al., 2015)</w:t>
-      </w:r>
-    </w:p>
-    <w:bookmarkEnd w:id="23"/>
-    <w:bookmarkStart w:id="24" w:name="b.3-common-method-variance"/>
-    <w:p>
-      <w:pPr>
-        <w:pStyle w:val="Heading2"/>
-      </w:pPr>
-      <w:r>
-        <w:t xml:space="preserve">B.3 Common-method variance</w:t>
       </w:r>
     </w:p>
     <w:p>
@@ -1034,7 +1138,7 @@
         <w:pStyle w:val="Compact"/>
       </w:pPr>
       <w:r>
-        <w:t xml:space="preserve">Procedural: temporal separation of predictors and outcomes, anonymity, different scale anchors for EXP, and the order of items mixed across constructs</w:t>
+        <w:t xml:space="preserve">Composite reliability ρ_A and ρ_C between 0.70 and 0.95</w:t>
       </w:r>
     </w:p>
     <w:p>
@@ -1046,17 +1150,52 @@
         <w:pStyle w:val="Compact"/>
       </w:pPr>
       <w:r>
-        <w:t xml:space="preserve">Statistical: full-collinearity VIF &lt; 3.3 (Kock, 2015); a marker-variable partial correlation adjustment; Harman single-factor test reported only for completeness</w:t>
-      </w:r>
-    </w:p>
-    <w:bookmarkEnd w:id="24"/>
-    <w:bookmarkStart w:id="25" w:name="b.4-structural-model"/>
+        <w:t xml:space="preserve">AVE ≥ 0.50</w:t>
+      </w:r>
+    </w:p>
+    <w:p>
+      <w:pPr>
+        <w:numPr>
+          <w:ilvl w:val="0"/>
+          <w:numId w:val="1003"/>
+        </w:numPr>
+        <w:pStyle w:val="Compact"/>
+      </w:pPr>
+      <w:r>
+        <w:t xml:space="preserve">HTMT &lt; 0.85 (conservative) and bootstrap CI excluding 1 (Henseler et al., 2015)</w:t>
+      </w:r>
+    </w:p>
+    <w:bookmarkEnd w:id="23"/>
+    <w:bookmarkStart w:id="24" w:name="X072c9484669fc79af24468f7daf13dc8c841f56"/>
     <w:p>
       <w:pPr>
         <w:pStyle w:val="Heading2"/>
       </w:pPr>
       <w:r>
-        <w:t xml:space="preserve">B.4 Structural model</w:t>
+        <w:t xml:space="preserve">B.2a Covariance-based CFA (robustness for reviewers)</w:t>
+      </w:r>
+    </w:p>
+    <w:p>
+      <w:pPr>
+        <w:pStyle w:val="FirstParagraph"/>
+      </w:pPr>
+      <w:r>
+        <w:t xml:space="preserve">The full measurement model (all multi-item constructs, freely correlated) is estimated as a CFA in</w:t>
+      </w:r>
+      <w:r>
+        <w:t xml:space="preserve"> </w:t>
+      </w:r>
+      <w:r>
+        <w:rPr>
+          <w:rStyle w:val="VerbatimChar"/>
+        </w:rPr>
+        <w:t xml:space="preserve">lavaan</w:t>
+      </w:r>
+      <w:r>
+        <w:t xml:space="preserve"> </w:t>
+      </w:r>
+      <w:r>
+        <w:t xml:space="preserve">with robust maximum likelihood (MLR), because Likert data are rarely normal. Reported in Table B1:</w:t>
       </w:r>
     </w:p>
     <w:p>
@@ -1068,7 +1207,7 @@
         <w:pStyle w:val="Compact"/>
       </w:pPr>
       <w:r>
-        <w:t xml:space="preserve">Collinearity: inner VIF &lt; 3</w:t>
+        <w:t xml:space="preserve">Global fit: χ²/df ≤ 3; CFI and TLI ≥ 0.90 (≥ 0.95 good); RMSEA ≤ 0.08 with 90% CI; SRMR ≤ 0.08</w:t>
       </w:r>
     </w:p>
     <w:p>
@@ -1080,7 +1219,7 @@
         <w:pStyle w:val="Compact"/>
       </w:pPr>
       <w:r>
-        <w:t xml:space="preserve">Paths: 10,000 bootstrap samples, percentile or bias-corrected 95% CIs, one-tailed for directional hypotheses</w:t>
+        <w:t xml:space="preserve">Standardised loadings ≥ 0.50 (ideally ≥ 0.70), CR ≥ 0.70, AVE ≥ 0.50; Fornell–Larcker and HTMT for discriminant validity</w:t>
       </w:r>
     </w:p>
     <w:p>
@@ -1092,7 +1231,7 @@
         <w:pStyle w:val="Compact"/>
       </w:pPr>
       <w:r>
-        <w:t xml:space="preserve">Interactions H2 (BTP × DAC → MDS) and H4 (DTC × MDS → DPR) use the two-stage approach and are reported with simple-slope plots at ±1 SD</w:t>
+        <w:t xml:space="preserve">Comparison with a one-factor model (Δχ² test), as an additional common-method check</w:t>
       </w:r>
     </w:p>
     <w:p>
@@ -1104,14 +1243,114 @@
         <w:pStyle w:val="Compact"/>
       </w:pPr>
       <w:r>
-        <w:t xml:space="preserve">R², f², and Q²_predict with PLSpredict (Shmueli et al., 2019; 10 folds, 10 repetitions), compared against a linear-model benchmark</w:t>
+        <w:t xml:space="preserve">Modification indices are reported but used only for theoretically justified changes, never to chase fit</w:t>
+      </w:r>
+    </w:p>
+    <w:p>
+      <w:pPr>
+        <w:pStyle w:val="FirstParagraph"/>
+      </w:pPr>
+      <w:r>
+        <w:t xml:space="preserve">If the CFA and PLS confirmatory composite analysis disagree (e.g., an item loads well as a composite but poorly as a factor), the item is flagged and the results are reported with and without it.</w:t>
+      </w:r>
+    </w:p>
+    <w:bookmarkEnd w:id="24"/>
+    <w:bookmarkStart w:id="25" w:name="b.3-common-method-variance"/>
+    <w:p>
+      <w:pPr>
+        <w:pStyle w:val="Heading2"/>
+      </w:pPr>
+      <w:r>
+        <w:t xml:space="preserve">B.3 Common-method variance</w:t>
       </w:r>
     </w:p>
     <w:p>
       <w:pPr>
         <w:numPr>
           <w:ilvl w:val="0"/>
-          <w:numId w:val="1004"/>
+          <w:numId w:val="1005"/>
+        </w:numPr>
+        <w:pStyle w:val="Compact"/>
+      </w:pPr>
+      <w:r>
+        <w:t xml:space="preserve">Procedural: temporal separation of predictors and outcomes, anonymity, different scale anchors for EXP, and the order of items mixed across constructs</w:t>
+      </w:r>
+    </w:p>
+    <w:p>
+      <w:pPr>
+        <w:numPr>
+          <w:ilvl w:val="0"/>
+          <w:numId w:val="1005"/>
+        </w:numPr>
+        <w:pStyle w:val="Compact"/>
+      </w:pPr>
+      <w:r>
+        <w:t xml:space="preserve">Statistical: full-collinearity VIF &lt; 3.3 (Kock, 2015); a marker-variable partial correlation adjustment; Harman single-factor test reported only for completeness</w:t>
+      </w:r>
+    </w:p>
+    <w:bookmarkEnd w:id="25"/>
+    <w:bookmarkStart w:id="26" w:name="b.4-structural-model"/>
+    <w:p>
+      <w:pPr>
+        <w:pStyle w:val="Heading2"/>
+      </w:pPr>
+      <w:r>
+        <w:t xml:space="preserve">B.4 Structural model</w:t>
+      </w:r>
+    </w:p>
+    <w:p>
+      <w:pPr>
+        <w:numPr>
+          <w:ilvl w:val="0"/>
+          <w:numId w:val="1006"/>
+        </w:numPr>
+        <w:pStyle w:val="Compact"/>
+      </w:pPr>
+      <w:r>
+        <w:t xml:space="preserve">Collinearity: inner VIF &lt; 3</w:t>
+      </w:r>
+    </w:p>
+    <w:p>
+      <w:pPr>
+        <w:numPr>
+          <w:ilvl w:val="0"/>
+          <w:numId w:val="1006"/>
+        </w:numPr>
+        <w:pStyle w:val="Compact"/>
+      </w:pPr>
+      <w:r>
+        <w:t xml:space="preserve">Paths: 10,000 bootstrap samples, percentile or bias-corrected 95% CIs, one-tailed for directional hypotheses</w:t>
+      </w:r>
+    </w:p>
+    <w:p>
+      <w:pPr>
+        <w:numPr>
+          <w:ilvl w:val="0"/>
+          <w:numId w:val="1006"/>
+        </w:numPr>
+        <w:pStyle w:val="Compact"/>
+      </w:pPr>
+      <w:r>
+        <w:t xml:space="preserve">Interactions H2 (BTP × DAC → MDS) and H4 (DTC × MDS → DPR) use the two-stage approach and are reported with simple-slope plots at ±1 SD</w:t>
+      </w:r>
+    </w:p>
+    <w:p>
+      <w:pPr>
+        <w:numPr>
+          <w:ilvl w:val="0"/>
+          <w:numId w:val="1006"/>
+        </w:numPr>
+        <w:pStyle w:val="Compact"/>
+      </w:pPr>
+      <w:r>
+        <w:t xml:space="preserve">R², f², and Q²_predict with PLSpredict (Shmueli et al., 2019; 10 folds, 10 repetitions), compared against a linear-model benchmark</w:t>
+      </w:r>
+    </w:p>
+    <w:p>
+      <w:pPr>
+        <w:numPr>
+          <w:ilvl w:val="0"/>
+          <w:numId w:val="1006"/>
         </w:numPr>
         <w:pStyle w:val="Compact"/>
       </w:pPr>
@@ -1166,7 +1405,7 @@
       <w:pPr>
         <w:numPr>
           <w:ilvl w:val="0"/>
-          <w:numId w:val="1004"/>
+          <w:numId w:val="1006"/>
         </w:numPr>
         <w:pStyle w:val="Compact"/>
       </w:pPr>
@@ -1174,8 +1413,8 @@
         <w:t xml:space="preserve">Mediation: indirect effects BTP → DTC/MDS → DPR → CSC/EXP, using bootstrapped specific indirect effects</w:t>
       </w:r>
     </w:p>
-    <w:bookmarkEnd w:id="25"/>
-    <w:bookmarkStart w:id="26" w:name="b.5-robustness"/>
+    <w:bookmarkEnd w:id="26"/>
+    <w:bookmarkStart w:id="27" w:name="b.5-robustness"/>
     <w:p>
       <w:pPr>
         <w:pStyle w:val="Heading2"/>
@@ -1188,7 +1427,7 @@
       <w:pPr>
         <w:numPr>
           <w:ilvl w:val="0"/>
-          <w:numId w:val="1005"/>
+          <w:numId w:val="1007"/>
         </w:numPr>
         <w:pStyle w:val="Compact"/>
       </w:pPr>
@@ -1200,7 +1439,7 @@
       <w:pPr>
         <w:numPr>
           <w:ilvl w:val="0"/>
-          <w:numId w:val="1005"/>
+          <w:numId w:val="1007"/>
         </w:numPr>
         <w:pStyle w:val="Compact"/>
       </w:pPr>
@@ -1212,7 +1451,7 @@
       <w:pPr>
         <w:numPr>
           <w:ilvl w:val="0"/>
-          <w:numId w:val="1005"/>
+          <w:numId w:val="1007"/>
         </w:numPr>
         <w:pStyle w:val="Compact"/>
       </w:pPr>
@@ -1224,7 +1463,7 @@
       <w:pPr>
         <w:numPr>
           <w:ilvl w:val="0"/>
-          <w:numId w:val="1005"/>
+          <w:numId w:val="1007"/>
         </w:numPr>
         <w:pStyle w:val="Compact"/>
       </w:pPr>
@@ -1236,7 +1475,7 @@
       <w:pPr>
         <w:numPr>
           <w:ilvl w:val="0"/>
-          <w:numId w:val="1005"/>
+          <w:numId w:val="1007"/>
         </w:numPr>
         <w:pStyle w:val="Compact"/>
       </w:pPr>
@@ -1244,8 +1483,8 @@
         <w:t xml:space="preserve">Non-response: early vs. late respondents (Armstrong &amp; Overton, 1977); respondents vs. non-respondents on directory size and region</w:t>
       </w:r>
     </w:p>
-    <w:bookmarkEnd w:id="26"/>
-    <w:bookmarkStart w:id="27" w:name="b.6-software"/>
+    <w:bookmarkEnd w:id="27"/>
+    <w:bookmarkStart w:id="28" w:name="b.6-software"/>
     <w:p>
       <w:pPr>
         <w:pStyle w:val="Heading2"/>
@@ -1277,9 +1516,9 @@
         <w:t xml:space="preserve">package, or SmartPLS 4. Analysis code is available from the authors on request.</w:t>
       </w:r>
     </w:p>
-    <w:bookmarkEnd w:id="27"/>
     <w:bookmarkEnd w:id="28"/>
-    <w:bookmarkStart w:id="29" w:name="Xb236fe35ca5a8df1a183acd46fe556cd893fa85"/>
+    <w:bookmarkEnd w:id="29"/>
+    <w:bookmarkStart w:id="30" w:name="Xb236fe35ca5a8df1a183acd46fe556cd893fa85"/>
     <w:p>
       <w:pPr>
         <w:pStyle w:val="Heading1"/>
@@ -1375,7 +1614,7 @@
               <w:jc w:val="left"/>
             </w:pPr>
             <w:r>
-              <w:t xml:space="preserve">Ethics approval; expert interviews; card sort; translation</w:t>
+              <w:t xml:space="preserve">Ethics approval; expert interviews; card sort; translation; cognitive pretest</w:t>
             </w:r>
           </w:p>
         </w:tc>
@@ -1415,6 +1654,32 @@
               <w:jc w:val="left"/>
             </w:pPr>
             <w:r>
+              <w:t xml:space="preserve">10–31 Jan 2027</w:t>
+            </w:r>
+          </w:p>
+        </w:tc>
+        <w:tc>
+          <w:tcPr/>
+          <w:p>
+            <w:pPr>
+              <w:pStyle w:val="Compact"/>
+              <w:jc w:val="left"/>
+            </w:pPr>
+            <w:r>
+              <w:t xml:space="preserve">Pilot survey (n ≥ 100) and EFA of the new scales; finalise items</w:t>
+            </w:r>
+          </w:p>
+        </w:tc>
+      </w:tr>
+      <w:tr>
+        <w:tc>
+          <w:tcPr/>
+          <w:p>
+            <w:pPr>
+              <w:pStyle w:val="Compact"/>
+              <w:jc w:val="left"/>
+            </w:pPr>
+            <w:r>
               <w:t xml:space="preserve">End Jan 2027</w:t>
             </w:r>
           </w:p>
@@ -1427,7 +1692,7 @@
               <w:jc w:val="left"/>
             </w:pPr>
             <w:r>
-              <w:t xml:space="preserve">STF online developmental workshop; pilot (n ≈ 25–30)</w:t>
+              <w:t xml:space="preserve">STF online developmental workshop</w:t>
             </w:r>
           </w:p>
         </w:tc>
@@ -1581,7 +1846,7 @@
         <w:t xml:space="preserve">Pre-notification letter co-signed by an industry association if possible; personalised email with a link; phone follow-up by trained enumerators; a benchmark report offered as an incentive.</w:t>
       </w:r>
     </w:p>
-    <w:bookmarkEnd w:id="29"/>
+    <w:bookmarkEnd w:id="30"/>
     <w:sectPr/>
   </w:body>
 </w:document>
@@ -1892,6 +2157,12 @@
     <w:abstractNumId w:val="991"/>
   </w:num>
   <w:num w:numId="1005">
+    <w:abstractNumId w:val="991"/>
+  </w:num>
+  <w:num w:numId="1006">
+    <w:abstractNumId w:val="991"/>
+  </w:num>
+  <w:num w:numId="1007">
     <w:abstractNumId w:val="99411"/>
     <w:lvlOverride w:ilvl="0">
       <w:startOverride w:val="1"/>

--- a/dpp-textile-jbl/04_online_appendix.docx
+++ b/dpp-textile-jbl/04_online_appendix.docx
@@ -57,7 +57,19 @@
         <w:t xml:space="preserve"> </w:t>
       </w:r>
       <w:r>
-        <w:t xml:space="preserve">(measures),</w:t>
+        <w:t xml:space="preserve">(measures</w:t>
+      </w:r>
+      <w:r>
+        <w:t xml:space="preserve"> </w:t>
+      </w:r>
+      <w:r>
+        <w:t xml:space="preserve">and</w:t>
+      </w:r>
+      <w:r>
+        <w:t xml:space="preserve"> </w:t>
+      </w:r>
+      <w:r>
+        <w:t xml:space="preserve">calibration),</w:t>
       </w:r>
       <w:r>
         <w:t xml:space="preserve"> </w:t>
@@ -69,13 +81,25 @@
         <w:t xml:space="preserve"> </w:t>
       </w:r>
       <w:r>
-        <w:t xml:space="preserve">(analysis</w:t>
-      </w:r>
-      <w:r>
-        <w:t xml:space="preserve"> </w:t>
-      </w:r>
-      <w:r>
-        <w:t xml:space="preserve">plan),</w:t>
+        <w:t xml:space="preserve">(fsQCA</w:t>
+      </w:r>
+      <w:r>
+        <w:t xml:space="preserve"> </w:t>
+      </w:r>
+      <w:r>
+        <w:t xml:space="preserve">protocol</w:t>
+      </w:r>
+      <w:r>
+        <w:t xml:space="preserve"> </w:t>
+      </w:r>
+      <w:r>
+        <w:t xml:space="preserve">and</w:t>
+      </w:r>
+      <w:r>
+        <w:t xml:space="preserve"> </w:t>
+      </w:r>
+      <w:r>
+        <w:t xml:space="preserve">robustness),</w:t>
       </w:r>
       <w:r>
         <w:t xml:space="preserve"> </w:t>
@@ -87,13 +111,19 @@
         <w:t xml:space="preserve"> </w:t>
       </w:r>
       <w:r>
-        <w:t xml:space="preserve">(data-collection</w:t>
-      </w:r>
-      <w:r>
-        <w:t xml:space="preserve"> </w:t>
-      </w:r>
-      <w:r>
-        <w:t xml:space="preserve">protocol).</w:t>
+        <w:t xml:space="preserve">(sampling</w:t>
+      </w:r>
+      <w:r>
+        <w:t xml:space="preserve"> </w:t>
+      </w:r>
+      <w:r>
+        <w:t xml:space="preserve">and</w:t>
+      </w:r>
+      <w:r>
+        <w:t xml:space="preserve"> </w:t>
+      </w:r>
+      <w:r>
+        <w:t xml:space="preserve">timeline).</w:t>
       </w:r>
       <w:r>
         <w:t xml:space="preserve"> </w:t>
@@ -155,13 +185,22 @@
         <w:pStyle w:val="Author"/>
       </w:pPr>
     </w:p>
-    <w:bookmarkStart w:id="21" w:name="Xe667f895eb2f7026f51c3af18ef8932a105196c"/>
+    <w:bookmarkStart w:id="22" w:name="appendix-a-measures-and-calibration"/>
     <w:p>
       <w:pPr>
         <w:pStyle w:val="Heading1"/>
       </w:pPr>
       <w:r>
-        <w:t xml:space="preserve">Appendix A: Constructs, definitions and sources</w:t>
+        <w:t xml:space="preserve">Appendix A: Measures and calibration</w:t>
+      </w:r>
+    </w:p>
+    <w:bookmarkStart w:id="20" w:name="a.1-sets-raw-measures-and-anchors"/>
+    <w:p>
+      <w:pPr>
+        <w:pStyle w:val="Heading2"/>
+      </w:pPr>
+      <w:r>
+        <w:t xml:space="preserve">A.1 Sets, raw measures and anchors</w:t>
       </w:r>
     </w:p>
     <w:tbl>
@@ -172,11 +211,13 @@
         <w:jc w:val="start"/>
       </w:tblPr>
       <w:tblGrid>
-        <w:gridCol w:w="1584"/>
-        <w:gridCol w:w="1584"/>
-        <w:gridCol w:w="1584"/>
-        <w:gridCol w:w="1584"/>
-        <w:gridCol w:w="1584"/>
+        <w:gridCol w:w="1131"/>
+        <w:gridCol w:w="1131"/>
+        <w:gridCol w:w="1131"/>
+        <w:gridCol w:w="1131"/>
+        <w:gridCol w:w="1131"/>
+        <w:gridCol w:w="1131"/>
+        <w:gridCol w:w="1131"/>
       </w:tblGrid>
       <w:tr>
         <w:trPr>
@@ -190,31 +231,7 @@
               <w:jc w:val="left"/>
             </w:pPr>
             <w:r>
-              <w:t xml:space="preserve">Construct (code)</w:t>
-            </w:r>
-          </w:p>
-        </w:tc>
-        <w:tc>
-          <w:tcPr/>
-          <w:p>
-            <w:pPr>
-              <w:pStyle w:val="Compact"/>
-              <w:jc w:val="left"/>
-            </w:pPr>
-            <w:r>
-              <w:t xml:space="preserve">Definition</w:t>
-            </w:r>
-          </w:p>
-        </w:tc>
-        <w:tc>
-          <w:tcPr/>
-          <w:p>
-            <w:pPr>
-              <w:pStyle w:val="Compact"/>
-              <w:jc w:val="left"/>
-            </w:pPr>
-            <w:r>
-              <w:t xml:space="preserve">Items</w:t>
+              <w:t xml:space="preserve">Set (code)</w:t>
             </w:r>
           </w:p>
         </w:tc>
@@ -238,33 +255,375 @@
               <w:jc w:val="left"/>
             </w:pPr>
             <w:r>
-              <w:t xml:space="preserve">Source</w:t>
-            </w:r>
-          </w:p>
-        </w:tc>
-      </w:tr>
-      <w:tr>
-        <w:tc>
-          <w:tcPr/>
-          <w:p>
-            <w:pPr>
-              <w:pStyle w:val="Compact"/>
-              <w:jc w:val="left"/>
-            </w:pPr>
-            <w:r>
-              <w:t xml:space="preserve">Buyer-transmitted regulatory information pressure (BTP)</w:t>
-            </w:r>
-          </w:p>
-        </w:tc>
-        <w:tc>
-          <w:tcPr/>
-          <w:p>
-            <w:pPr>
-              <w:pStyle w:val="Compact"/>
-              <w:jc w:val="left"/>
-            </w:pPr>
-            <w:r>
-              <w:t xml:space="preserve">How far EU buyers pass EU product-data requirements on to the supplier</w:t>
+              <w:t xml:space="preserve">Raw measure</w:t>
+            </w:r>
+          </w:p>
+        </w:tc>
+        <w:tc>
+          <w:tcPr/>
+          <w:p>
+            <w:pPr>
+              <w:pStyle w:val="Compact"/>
+              <w:jc w:val="left"/>
+            </w:pPr>
+            <w:r>
+              <w:t xml:space="preserve">Full out</w:t>
+            </w:r>
+          </w:p>
+        </w:tc>
+        <w:tc>
+          <w:tcPr/>
+          <w:p>
+            <w:pPr>
+              <w:pStyle w:val="Compact"/>
+              <w:jc w:val="left"/>
+            </w:pPr>
+            <w:r>
+              <w:t xml:space="preserve">Crossover</w:t>
+            </w:r>
+          </w:p>
+        </w:tc>
+        <w:tc>
+          <w:tcPr/>
+          <w:p>
+            <w:pPr>
+              <w:pStyle w:val="Compact"/>
+              <w:jc w:val="left"/>
+            </w:pPr>
+            <w:r>
+              <w:t xml:space="preserve">Full in</w:t>
+            </w:r>
+          </w:p>
+        </w:tc>
+        <w:tc>
+          <w:tcPr/>
+          <w:p>
+            <w:pPr>
+              <w:pStyle w:val="Compact"/>
+              <w:jc w:val="left"/>
+            </w:pPr>
+            <w:r>
+              <w:t xml:space="preserve">Anchor rationale</w:t>
+            </w:r>
+          </w:p>
+        </w:tc>
+      </w:tr>
+      <w:tr>
+        <w:tc>
+          <w:tcPr/>
+          <w:p>
+            <w:pPr>
+              <w:pStyle w:val="Compact"/>
+              <w:jc w:val="left"/>
+            </w:pPr>
+            <w:r>
+              <w:t xml:space="preserve">DPP readiness (DPR)</w:t>
+            </w:r>
+          </w:p>
+        </w:tc>
+        <w:tc>
+          <w:tcPr/>
+          <w:p>
+            <w:pPr>
+              <w:pStyle w:val="Compact"/>
+              <w:jc w:val="left"/>
+            </w:pPr>
+            <w:r>
+              <w:t xml:space="preserve">Outcome 1</w:t>
+            </w:r>
+          </w:p>
+        </w:tc>
+        <w:tc>
+          <w:tcPr/>
+          <w:p>
+            <w:pPr>
+              <w:pStyle w:val="Compact"/>
+              <w:jc w:val="left"/>
+            </w:pPr>
+            <w:r>
+              <w:t xml:space="preserve">Data categories supplied today (0–7)</w:t>
+            </w:r>
+          </w:p>
+        </w:tc>
+        <w:tc>
+          <w:tcPr/>
+          <w:p>
+            <w:pPr>
+              <w:pStyle w:val="Compact"/>
+              <w:jc w:val="left"/>
+            </w:pPr>
+            <w:r>
+              <w:t xml:space="preserve">1</w:t>
+            </w:r>
+          </w:p>
+        </w:tc>
+        <w:tc>
+          <w:tcPr/>
+          <w:p>
+            <w:pPr>
+              <w:pStyle w:val="Compact"/>
+              <w:jc w:val="left"/>
+            </w:pPr>
+            <w:r>
+              <w:t xml:space="preserve">3.5</w:t>
+            </w:r>
+          </w:p>
+        </w:tc>
+        <w:tc>
+          <w:tcPr/>
+          <w:p>
+            <w:pPr>
+              <w:pStyle w:val="Compact"/>
+              <w:jc w:val="left"/>
+            </w:pPr>
+            <w:r>
+              <w:t xml:space="preserve">6</w:t>
+            </w:r>
+          </w:p>
+        </w:tc>
+        <w:tc>
+          <w:tcPr/>
+          <w:p>
+            <w:pPr>
+              <w:pStyle w:val="Compact"/>
+              <w:jc w:val="left"/>
+            </w:pPr>
+            <w:r>
+              <w:t xml:space="preserve">Six or seven categories ≈ the textile DPP data set expected by EPRS (2024); one or none = no capability</w:t>
+            </w:r>
+          </w:p>
+        </w:tc>
+      </w:tr>
+      <w:tr>
+        <w:tc>
+          <w:tcPr/>
+          <w:p>
+            <w:pPr>
+              <w:pStyle w:val="Compact"/>
+              <w:jc w:val="left"/>
+            </w:pPr>
+            <w:r>
+              <w:t xml:space="preserve">Circular capability (CSC)</w:t>
+            </w:r>
+          </w:p>
+        </w:tc>
+        <w:tc>
+          <w:tcPr/>
+          <w:p>
+            <w:pPr>
+              <w:pStyle w:val="Compact"/>
+              <w:jc w:val="left"/>
+            </w:pPr>
+            <w:r>
+              <w:t xml:space="preserve">Outcome 2</w:t>
+            </w:r>
+          </w:p>
+        </w:tc>
+        <w:tc>
+          <w:tcPr/>
+          <w:p>
+            <w:pPr>
+              <w:pStyle w:val="Compact"/>
+              <w:jc w:val="left"/>
+            </w:pPr>
+            <w:r>
+              <w:t xml:space="preserve">Practices in place (0–5)</w:t>
+            </w:r>
+          </w:p>
+        </w:tc>
+        <w:tc>
+          <w:tcPr/>
+          <w:p>
+            <w:pPr>
+              <w:pStyle w:val="Compact"/>
+              <w:jc w:val="left"/>
+            </w:pPr>
+            <w:r>
+              <w:t xml:space="preserve">0</w:t>
+            </w:r>
+          </w:p>
+        </w:tc>
+        <w:tc>
+          <w:tcPr/>
+          <w:p>
+            <w:pPr>
+              <w:pStyle w:val="Compact"/>
+              <w:jc w:val="left"/>
+            </w:pPr>
+            <w:r>
+              <w:t xml:space="preserve">2.5</w:t>
+            </w:r>
+          </w:p>
+        </w:tc>
+        <w:tc>
+          <w:tcPr/>
+          <w:p>
+            <w:pPr>
+              <w:pStyle w:val="Compact"/>
+              <w:jc w:val="left"/>
+            </w:pPr>
+            <w:r>
+              <w:t xml:space="preserve">4</w:t>
+            </w:r>
+          </w:p>
+        </w:tc>
+        <w:tc>
+          <w:tcPr/>
+          <w:p>
+            <w:pPr>
+              <w:pStyle w:val="Compact"/>
+              <w:jc w:val="left"/>
+            </w:pPr>
+            <w:r>
+              <w:t xml:space="preserve">Four or more practices = circularity built into routine; none = linear</w:t>
+            </w:r>
+          </w:p>
+        </w:tc>
+      </w:tr>
+      <w:tr>
+        <w:tc>
+          <w:tcPr/>
+          <w:p>
+            <w:pPr>
+              <w:pStyle w:val="Compact"/>
+              <w:jc w:val="left"/>
+            </w:pPr>
+            <w:r>
+              <w:t xml:space="preserve">Digital traceability (DTC)</w:t>
+            </w:r>
+          </w:p>
+        </w:tc>
+        <w:tc>
+          <w:tcPr/>
+          <w:p>
+            <w:pPr>
+              <w:pStyle w:val="Compact"/>
+              <w:jc w:val="left"/>
+            </w:pPr>
+            <w:r>
+              <w:t xml:space="preserve">Condition</w:t>
+            </w:r>
+          </w:p>
+        </w:tc>
+        <w:tc>
+          <w:tcPr/>
+          <w:p>
+            <w:pPr>
+              <w:pStyle w:val="Compact"/>
+              <w:jc w:val="left"/>
+            </w:pPr>
+            <w:r>
+              <w:t xml:space="preserve">Digital practices (0–5)</w:t>
+            </w:r>
+          </w:p>
+        </w:tc>
+        <w:tc>
+          <w:tcPr/>
+          <w:p>
+            <w:pPr>
+              <w:pStyle w:val="Compact"/>
+              <w:jc w:val="left"/>
+            </w:pPr>
+            <w:r>
+              <w:t xml:space="preserve">1</w:t>
+            </w:r>
+          </w:p>
+        </w:tc>
+        <w:tc>
+          <w:tcPr/>
+          <w:p>
+            <w:pPr>
+              <w:pStyle w:val="Compact"/>
+              <w:jc w:val="left"/>
+            </w:pPr>
+            <w:r>
+              <w:t xml:space="preserve">2.5</w:t>
+            </w:r>
+          </w:p>
+        </w:tc>
+        <w:tc>
+          <w:tcPr/>
+          <w:p>
+            <w:pPr>
+              <w:pStyle w:val="Compact"/>
+              <w:jc w:val="left"/>
+            </w:pPr>
+            <w:r>
+              <w:t xml:space="preserve">4</w:t>
+            </w:r>
+          </w:p>
+        </w:tc>
+        <w:tc>
+          <w:tcPr/>
+          <w:p>
+            <w:pPr>
+              <w:pStyle w:val="Compact"/>
+              <w:jc w:val="left"/>
+            </w:pPr>
+            <w:r>
+              <w:t xml:space="preserve">Four or more = integrated digital records; one or none = paper/spreadsheet</w:t>
+            </w:r>
+          </w:p>
+        </w:tc>
+      </w:tr>
+      <w:tr>
+        <w:tc>
+          <w:tcPr/>
+          <w:p>
+            <w:pPr>
+              <w:pStyle w:val="Compact"/>
+              <w:jc w:val="left"/>
+            </w:pPr>
+            <w:r>
+              <w:t xml:space="preserve">Vertical integration (VI)</w:t>
+            </w:r>
+          </w:p>
+        </w:tc>
+        <w:tc>
+          <w:tcPr/>
+          <w:p>
+            <w:pPr>
+              <w:pStyle w:val="Compact"/>
+              <w:jc w:val="left"/>
+            </w:pPr>
+            <w:r>
+              <w:t xml:space="preserve">Condition</w:t>
+            </w:r>
+          </w:p>
+        </w:tc>
+        <w:tc>
+          <w:tcPr/>
+          <w:p>
+            <w:pPr>
+              <w:pStyle w:val="Compact"/>
+              <w:jc w:val="left"/>
+            </w:pPr>
+            <w:r>
+              <w:t xml:space="preserve">Stages in-house (1–6)</w:t>
+            </w:r>
+          </w:p>
+        </w:tc>
+        <w:tc>
+          <w:tcPr/>
+          <w:p>
+            <w:pPr>
+              <w:pStyle w:val="Compact"/>
+              <w:jc w:val="left"/>
+            </w:pPr>
+            <w:r>
+              <w:t xml:space="preserve">1</w:t>
+            </w:r>
+          </w:p>
+        </w:tc>
+        <w:tc>
+          <w:tcPr/>
+          <w:p>
+            <w:pPr>
+              <w:pStyle w:val="Compact"/>
+              <w:jc w:val="left"/>
+            </w:pPr>
+            <w:r>
+              <w:t xml:space="preserve">3.5</w:t>
             </w:r>
           </w:p>
         </w:tc>
@@ -288,19 +647,215 @@
               <w:jc w:val="left"/>
             </w:pPr>
             <w:r>
-              <w:t xml:space="preserve">Exogenous (information-processing requirement)</w:t>
-            </w:r>
-          </w:p>
-        </w:tc>
-        <w:tc>
-          <w:tcPr/>
-          <w:p>
-            <w:pPr>
-              <w:pStyle w:val="Compact"/>
-              <w:jc w:val="left"/>
-            </w:pPr>
-            <w:r>
-              <w:t xml:space="preserve">Adapted from Zhu &amp; Sarkis (2007)</w:t>
+              <w:t xml:space="preserve">Five or more = mill-to-garment; one = garment-only or trading</w:t>
+            </w:r>
+          </w:p>
+        </w:tc>
+      </w:tr>
+      <w:tr>
+        <w:tc>
+          <w:tcPr/>
+          <w:p>
+            <w:pPr>
+              <w:pStyle w:val="Compact"/>
+              <w:jc w:val="left"/>
+            </w:pPr>
+            <w:r>
+              <w:t xml:space="preserve">Multi-tier data sharing (MDS)</w:t>
+            </w:r>
+          </w:p>
+        </w:tc>
+        <w:tc>
+          <w:tcPr/>
+          <w:p>
+            <w:pPr>
+              <w:pStyle w:val="Compact"/>
+              <w:jc w:val="left"/>
+            </w:pPr>
+            <w:r>
+              <w:t xml:space="preserve">Condition</w:t>
+            </w:r>
+          </w:p>
+        </w:tc>
+        <w:tc>
+          <w:tcPr/>
+          <w:p>
+            <w:pPr>
+              <w:pStyle w:val="Compact"/>
+              <w:jc w:val="left"/>
+            </w:pPr>
+            <w:r>
+              <w:t xml:space="preserve">% of key suppliers sharing data</w:t>
+            </w:r>
+          </w:p>
+        </w:tc>
+        <w:tc>
+          <w:tcPr/>
+          <w:p>
+            <w:pPr>
+              <w:pStyle w:val="Compact"/>
+              <w:jc w:val="left"/>
+            </w:pPr>
+            <w:r>
+              <w:t xml:space="preserve">10</w:t>
+            </w:r>
+          </w:p>
+        </w:tc>
+        <w:tc>
+          <w:tcPr/>
+          <w:p>
+            <w:pPr>
+              <w:pStyle w:val="Compact"/>
+              <w:jc w:val="left"/>
+            </w:pPr>
+            <w:r>
+              <w:t xml:space="preserve">50</w:t>
+            </w:r>
+          </w:p>
+        </w:tc>
+        <w:tc>
+          <w:tcPr/>
+          <w:p>
+            <w:pPr>
+              <w:pStyle w:val="Compact"/>
+              <w:jc w:val="left"/>
+            </w:pPr>
+            <w:r>
+              <w:t xml:space="preserve">90</w:t>
+            </w:r>
+          </w:p>
+        </w:tc>
+        <w:tc>
+          <w:tcPr/>
+          <w:p>
+            <w:pPr>
+              <w:pStyle w:val="Compact"/>
+              <w:jc w:val="left"/>
+            </w:pPr>
+            <w:r>
+              <w:t xml:space="preserve">Most suppliers sharing vs. almost none</w:t>
+            </w:r>
+          </w:p>
+        </w:tc>
+      </w:tr>
+      <w:tr>
+        <w:tc>
+          <w:tcPr/>
+          <w:p>
+            <w:pPr>
+              <w:pStyle w:val="Compact"/>
+              <w:jc w:val="left"/>
+            </w:pPr>
+            <w:r>
+              <w:t xml:space="preserve">Buyer pressure (BTP)</w:t>
+            </w:r>
+          </w:p>
+        </w:tc>
+        <w:tc>
+          <w:tcPr/>
+          <w:p>
+            <w:pPr>
+              <w:pStyle w:val="Compact"/>
+              <w:jc w:val="left"/>
+            </w:pPr>
+            <w:r>
+              <w:t xml:space="preserve">Condition</w:t>
+            </w:r>
+          </w:p>
+        </w:tc>
+        <w:tc>
+          <w:tcPr/>
+          <w:p>
+            <w:pPr>
+              <w:pStyle w:val="Compact"/>
+              <w:jc w:val="left"/>
+            </w:pPr>
+            <w:r>
+              <w:t xml:space="preserve">Mean of 3 items (1–7)</w:t>
+            </w:r>
+          </w:p>
+        </w:tc>
+        <w:tc>
+          <w:tcPr/>
+          <w:p>
+            <w:pPr>
+              <w:pStyle w:val="Compact"/>
+              <w:jc w:val="left"/>
+            </w:pPr>
+            <w:r>
+              <w:t xml:space="preserve">2</w:t>
+            </w:r>
+          </w:p>
+        </w:tc>
+        <w:tc>
+          <w:tcPr/>
+          <w:p>
+            <w:pPr>
+              <w:pStyle w:val="Compact"/>
+              <w:jc w:val="left"/>
+            </w:pPr>
+            <w:r>
+              <w:t xml:space="preserve">4</w:t>
+            </w:r>
+          </w:p>
+        </w:tc>
+        <w:tc>
+          <w:tcPr/>
+          <w:p>
+            <w:pPr>
+              <w:pStyle w:val="Compact"/>
+              <w:jc w:val="left"/>
+            </w:pPr>
+            <w:r>
+              <w:t xml:space="preserve">6</w:t>
+            </w:r>
+          </w:p>
+        </w:tc>
+        <w:tc>
+          <w:tcPr/>
+          <w:p>
+            <w:pPr>
+              <w:pStyle w:val="Compact"/>
+              <w:jc w:val="left"/>
+            </w:pPr>
+            <w:r>
+              <w:t xml:space="preserve">Scale verbal anchors:</w:t>
+            </w:r>
+            <w:r>
+              <w:t xml:space="preserve"> </w:t>
+            </w:r>
+            <w:r>
+              <w:t xml:space="preserve">“</w:t>
+            </w:r>
+            <w:r>
+              <w:t xml:space="preserve">disagree</w:t>
+            </w:r>
+            <w:r>
+              <w:t xml:space="preserve">”</w:t>
+            </w:r>
+            <w:r>
+              <w:t xml:space="preserve"> </w:t>
+            </w:r>
+            <w:r>
+              <w:t xml:space="preserve">(2), neutral (4),</w:t>
+            </w:r>
+            <w:r>
+              <w:t xml:space="preserve"> </w:t>
+            </w:r>
+            <w:r>
+              <w:t xml:space="preserve">“</w:t>
+            </w:r>
+            <w:r>
+              <w:t xml:space="preserve">agree</w:t>
+            </w:r>
+            <w:r>
+              <w:t xml:space="preserve">”</w:t>
+            </w:r>
+            <w:r>
+              <w:t xml:space="preserve"> </w:t>
+            </w:r>
+            <w:r>
+              <w:t xml:space="preserve">(6)</w:t>
             </w:r>
           </w:p>
         </w:tc>
@@ -326,7 +881,31 @@
               <w:jc w:val="left"/>
             </w:pPr>
             <w:r>
-              <w:t xml:space="preserve">Concern that shared data will be used against the firm’s interests</w:t>
+              <w:t xml:space="preserve">Condition</w:t>
+            </w:r>
+          </w:p>
+        </w:tc>
+        <w:tc>
+          <w:tcPr/>
+          <w:p>
+            <w:pPr>
+              <w:pStyle w:val="Compact"/>
+              <w:jc w:val="left"/>
+            </w:pPr>
+            <w:r>
+              <w:t xml:space="preserve">Mean of 3 items (1–7)</w:t>
+            </w:r>
+          </w:p>
+        </w:tc>
+        <w:tc>
+          <w:tcPr/>
+          <w:p>
+            <w:pPr>
+              <w:pStyle w:val="Compact"/>
+              <w:jc w:val="left"/>
+            </w:pPr>
+            <w:r>
+              <w:t xml:space="preserve">2</w:t>
             </w:r>
           </w:p>
         </w:tc>
@@ -350,355 +929,81 @@
               <w:jc w:val="left"/>
             </w:pPr>
             <w:r>
-              <w:t xml:space="preserve">Moderator of BTP → MDS</w:t>
-            </w:r>
-          </w:p>
-        </w:tc>
-        <w:tc>
-          <w:tcPr/>
-          <w:p>
-            <w:pPr>
-              <w:pStyle w:val="Compact"/>
-              <w:jc w:val="left"/>
-            </w:pPr>
-            <w:r>
-              <w:t xml:space="preserve">New; informed by King et al. (2023)</w:t>
-            </w:r>
-          </w:p>
-        </w:tc>
-      </w:tr>
-      <w:tr>
-        <w:tc>
-          <w:tcPr/>
-          <w:p>
-            <w:pPr>
-              <w:pStyle w:val="Compact"/>
-              <w:jc w:val="left"/>
-            </w:pPr>
-            <w:r>
-              <w:t xml:space="preserve">Digital traceability capability (DTC)</w:t>
-            </w:r>
-          </w:p>
-        </w:tc>
-        <w:tc>
-          <w:tcPr/>
-          <w:p>
-            <w:pPr>
-              <w:pStyle w:val="Compact"/>
-              <w:jc w:val="left"/>
-            </w:pPr>
-            <w:r>
-              <w:t xml:space="preserve">Structured, interoperable digital capture of material and process data</w:t>
-            </w:r>
-          </w:p>
-        </w:tc>
-        <w:tc>
-          <w:tcPr/>
-          <w:p>
-            <w:pPr>
-              <w:pStyle w:val="Compact"/>
-              <w:jc w:val="left"/>
-            </w:pPr>
-            <w:r>
-              <w:t xml:space="preserve">5</w:t>
-            </w:r>
-          </w:p>
-        </w:tc>
-        <w:tc>
-          <w:tcPr/>
-          <w:p>
-            <w:pPr>
-              <w:pStyle w:val="Compact"/>
-              <w:jc w:val="left"/>
-            </w:pPr>
-            <w:r>
-              <w:t xml:space="preserve">Vertical information-processing capacity</w:t>
-            </w:r>
-          </w:p>
-        </w:tc>
-        <w:tc>
-          <w:tcPr/>
-          <w:p>
-            <w:pPr>
-              <w:pStyle w:val="Compact"/>
-              <w:jc w:val="left"/>
-            </w:pPr>
-            <w:r>
-              <w:t xml:space="preserve">Adapted from Srinivasan &amp; Swink (2018); Agrawal et al. (2021)</w:t>
-            </w:r>
-          </w:p>
-        </w:tc>
-      </w:tr>
-      <w:tr>
-        <w:tc>
-          <w:tcPr/>
-          <w:p>
-            <w:pPr>
-              <w:pStyle w:val="Compact"/>
-              <w:jc w:val="left"/>
-            </w:pPr>
-            <w:r>
-              <w:t xml:space="preserve">Multi-tier data sharing (MDS)</w:t>
-            </w:r>
-          </w:p>
-        </w:tc>
-        <w:tc>
-          <w:tcPr/>
-          <w:p>
-            <w:pPr>
-              <w:pStyle w:val="Compact"/>
-              <w:jc w:val="left"/>
-            </w:pPr>
-            <w:r>
-              <w:t xml:space="preserve">Timely, accurate data from tier-2+ suppliers</w:t>
-            </w:r>
-          </w:p>
-        </w:tc>
-        <w:tc>
-          <w:tcPr/>
-          <w:p>
-            <w:pPr>
-              <w:pStyle w:val="Compact"/>
-              <w:jc w:val="left"/>
-            </w:pPr>
-            <w:r>
-              <w:t xml:space="preserve">5</w:t>
-            </w:r>
-          </w:p>
-        </w:tc>
-        <w:tc>
-          <w:tcPr/>
-          <w:p>
-            <w:pPr>
-              <w:pStyle w:val="Compact"/>
-              <w:jc w:val="left"/>
-            </w:pPr>
-            <w:r>
-              <w:t xml:space="preserve">Lateral information-processing capacity</w:t>
-            </w:r>
-          </w:p>
-        </w:tc>
-        <w:tc>
-          <w:tcPr/>
-          <w:p>
-            <w:pPr>
-              <w:pStyle w:val="Compact"/>
-              <w:jc w:val="left"/>
-            </w:pPr>
-            <w:r>
-              <w:t xml:space="preserve">Adapted from Fawcett et al. (2007); Kembro et al. (2017)</w:t>
-            </w:r>
-          </w:p>
-        </w:tc>
-      </w:tr>
-      <w:tr>
-        <w:tc>
-          <w:tcPr/>
-          <w:p>
-            <w:pPr>
-              <w:pStyle w:val="Compact"/>
-              <w:jc w:val="left"/>
-            </w:pPr>
-            <w:r>
-              <w:t xml:space="preserve">DPP readiness (DPR)</w:t>
-            </w:r>
-          </w:p>
-        </w:tc>
-        <w:tc>
-          <w:tcPr/>
-          <w:p>
-            <w:pPr>
-              <w:pStyle w:val="Compact"/>
-              <w:jc w:val="left"/>
-            </w:pPr>
-            <w:r>
-              <w:t xml:space="preserve">Ability to supply passport-grade data at style or batch level</w:t>
-            </w:r>
-          </w:p>
-        </w:tc>
-        <w:tc>
-          <w:tcPr/>
-          <w:p>
-            <w:pPr>
-              <w:pStyle w:val="Compact"/>
-              <w:jc w:val="left"/>
-            </w:pPr>
-            <w:r>
-              <w:t xml:space="preserve">7</w:t>
-            </w:r>
-          </w:p>
-        </w:tc>
-        <w:tc>
-          <w:tcPr/>
-          <w:p>
-            <w:pPr>
-              <w:pStyle w:val="Compact"/>
-              <w:jc w:val="left"/>
-            </w:pPr>
-            <w:r>
-              <w:t xml:space="preserve">Focal outcome (fit)</w:t>
-            </w:r>
-          </w:p>
-        </w:tc>
-        <w:tc>
-          <w:tcPr/>
-          <w:p>
-            <w:pPr>
-              <w:pStyle w:val="Compact"/>
-              <w:jc w:val="left"/>
-            </w:pPr>
-            <w:r>
-              <w:t xml:space="preserve">New; ESPR, EPRS (2024), Jensen et al. (2023)</w:t>
-            </w:r>
-          </w:p>
-        </w:tc>
-      </w:tr>
-      <w:tr>
-        <w:tc>
-          <w:tcPr/>
-          <w:p>
-            <w:pPr>
-              <w:pStyle w:val="Compact"/>
-              <w:jc w:val="left"/>
-            </w:pPr>
-            <w:r>
-              <w:t xml:space="preserve">Circular SC capability (CSC)</w:t>
-            </w:r>
-          </w:p>
-        </w:tc>
-        <w:tc>
-          <w:tcPr/>
-          <w:p>
-            <w:pPr>
-              <w:pStyle w:val="Compact"/>
-              <w:jc w:val="left"/>
-            </w:pPr>
-            <w:r>
-              <w:t xml:space="preserve">Ability to keep materials in use across the supply chain</w:t>
-            </w:r>
-          </w:p>
-        </w:tc>
-        <w:tc>
-          <w:tcPr/>
-          <w:p>
-            <w:pPr>
-              <w:pStyle w:val="Compact"/>
-              <w:jc w:val="left"/>
-            </w:pPr>
-            <w:r>
-              <w:t xml:space="preserve">5</w:t>
-            </w:r>
-          </w:p>
-        </w:tc>
-        <w:tc>
-          <w:tcPr/>
-          <w:p>
-            <w:pPr>
-              <w:pStyle w:val="Compact"/>
-              <w:jc w:val="left"/>
-            </w:pPr>
-            <w:r>
-              <w:t xml:space="preserve">Outcome (H5a/H5b)</w:t>
-            </w:r>
-          </w:p>
-        </w:tc>
-        <w:tc>
-          <w:tcPr/>
-          <w:p>
-            <w:pPr>
-              <w:pStyle w:val="Compact"/>
-              <w:jc w:val="left"/>
-            </w:pPr>
-            <w:r>
-              <w:t xml:space="preserve">Adapted from Jia et al. (2020)</w:t>
-            </w:r>
-          </w:p>
-        </w:tc>
-      </w:tr>
-      <w:tr>
-        <w:tc>
-          <w:tcPr/>
-          <w:p>
-            <w:pPr>
-              <w:pStyle w:val="Compact"/>
-              <w:jc w:val="left"/>
-            </w:pPr>
-            <w:r>
-              <w:t xml:space="preserve">EU export performance (EXP)</w:t>
-            </w:r>
-          </w:p>
-        </w:tc>
-        <w:tc>
-          <w:tcPr/>
-          <w:p>
-            <w:pPr>
-              <w:pStyle w:val="Compact"/>
-              <w:jc w:val="left"/>
-            </w:pPr>
-            <w:r>
-              <w:t xml:space="preserve">Performance with EU buyers relative to competitors</w:t>
-            </w:r>
-          </w:p>
-        </w:tc>
-        <w:tc>
-          <w:tcPr/>
-          <w:p>
-            <w:pPr>
-              <w:pStyle w:val="Compact"/>
-              <w:jc w:val="left"/>
-            </w:pPr>
-            <w:r>
-              <w:t xml:space="preserve">4 (+1 objective)</w:t>
-            </w:r>
-          </w:p>
-        </w:tc>
-        <w:tc>
-          <w:tcPr/>
-          <w:p>
-            <w:pPr>
-              <w:pStyle w:val="Compact"/>
-              <w:jc w:val="left"/>
-            </w:pPr>
-            <w:r>
-              <w:t xml:space="preserve">Outcome (H6)</w:t>
-            </w:r>
-          </w:p>
-        </w:tc>
-        <w:tc>
-          <w:tcPr/>
-          <w:p>
-            <w:pPr>
-              <w:pStyle w:val="Compact"/>
-              <w:jc w:val="left"/>
-            </w:pPr>
-            <w:r>
-              <w:t xml:space="preserve">Perceptual export-performance items</w:t>
-            </w:r>
-          </w:p>
-        </w:tc>
-      </w:tr>
-      <w:tr>
-        <w:tc>
-          <w:tcPr/>
-          <w:p>
-            <w:pPr>
-              <w:pStyle w:val="Compact"/>
-              <w:jc w:val="left"/>
-            </w:pPr>
-            <w:r>
-              <w:t xml:space="preserve">Regulatory uncertainty (RU)</w:t>
-            </w:r>
-          </w:p>
-        </w:tc>
-        <w:tc>
-          <w:tcPr/>
-          <w:p>
-            <w:pPr>
-              <w:pStyle w:val="Compact"/>
-              <w:jc w:val="left"/>
-            </w:pPr>
-            <w:r>
-              <w:t xml:space="preserve">Ambiguity about what the DPP will require, and when</w:t>
+              <w:t xml:space="preserve">6</w:t>
+            </w:r>
+          </w:p>
+        </w:tc>
+        <w:tc>
+          <w:tcPr/>
+          <w:p>
+            <w:pPr>
+              <w:pStyle w:val="Compact"/>
+              <w:jc w:val="left"/>
+            </w:pPr>
+            <w:r>
+              <w:t xml:space="preserve">As above</w:t>
+            </w:r>
+          </w:p>
+        </w:tc>
+      </w:tr>
+      <w:tr>
+        <w:tc>
+          <w:tcPr/>
+          <w:p>
+            <w:pPr>
+              <w:pStyle w:val="Compact"/>
+              <w:jc w:val="left"/>
+            </w:pPr>
+            <w:r>
+              <w:t xml:space="preserve">Certifications (CERT)</w:t>
+            </w:r>
+          </w:p>
+        </w:tc>
+        <w:tc>
+          <w:tcPr/>
+          <w:p>
+            <w:pPr>
+              <w:pStyle w:val="Compact"/>
+              <w:jc w:val="left"/>
+            </w:pPr>
+            <w:r>
+              <w:t xml:space="preserve">Robustness only</w:t>
+            </w:r>
+          </w:p>
+        </w:tc>
+        <w:tc>
+          <w:tcPr/>
+          <w:p>
+            <w:pPr>
+              <w:pStyle w:val="Compact"/>
+              <w:jc w:val="left"/>
+            </w:pPr>
+            <w:r>
+              <w:t xml:space="preserve">Number held</w:t>
+            </w:r>
+          </w:p>
+        </w:tc>
+        <w:tc>
+          <w:tcPr/>
+          <w:p>
+            <w:pPr>
+              <w:pStyle w:val="Compact"/>
+              <w:jc w:val="left"/>
+            </w:pPr>
+            <w:r>
+              <w:t xml:space="preserve">0</w:t>
+            </w:r>
+          </w:p>
+        </w:tc>
+        <w:tc>
+          <w:tcPr/>
+          <w:p>
+            <w:pPr>
+              <w:pStyle w:val="Compact"/>
+              <w:jc w:val="left"/>
+            </w:pPr>
+            <w:r>
+              <w:t xml:space="preserve">1.5</w:t>
             </w:r>
           </w:p>
         </w:tc>
@@ -722,81 +1027,7 @@
               <w:jc w:val="left"/>
             </w:pPr>
             <w:r>
-              <w:t xml:space="preserve">Control</w:t>
-            </w:r>
-          </w:p>
-        </w:tc>
-        <w:tc>
-          <w:tcPr/>
-          <w:p>
-            <w:pPr>
-              <w:pStyle w:val="Compact"/>
-              <w:jc w:val="left"/>
-            </w:pPr>
-            <w:r>
-              <w:t xml:space="preserve">New</w:t>
-            </w:r>
-          </w:p>
-        </w:tc>
-      </w:tr>
-      <w:tr>
-        <w:tc>
-          <w:tcPr/>
-          <w:p>
-            <w:pPr>
-              <w:pStyle w:val="Compact"/>
-              <w:jc w:val="left"/>
-            </w:pPr>
-            <w:r>
-              <w:t xml:space="preserve">Marker (MV)</w:t>
-            </w:r>
-          </w:p>
-        </w:tc>
-        <w:tc>
-          <w:tcPr/>
-          <w:p>
-            <w:pPr>
-              <w:pStyle w:val="Compact"/>
-              <w:jc w:val="left"/>
-            </w:pPr>
-            <w:r>
-              <w:t xml:space="preserve">Communication-media preference</w:t>
-            </w:r>
-          </w:p>
-        </w:tc>
-        <w:tc>
-          <w:tcPr/>
-          <w:p>
-            <w:pPr>
-              <w:pStyle w:val="Compact"/>
-              <w:jc w:val="left"/>
-            </w:pPr>
-            <w:r>
-              <w:t xml:space="preserve">3</w:t>
-            </w:r>
-          </w:p>
-        </w:tc>
-        <w:tc>
-          <w:tcPr/>
-          <w:p>
-            <w:pPr>
-              <w:pStyle w:val="Compact"/>
-              <w:jc w:val="left"/>
-            </w:pPr>
-            <w:r>
-              <w:t xml:space="preserve">CMV test</w:t>
-            </w:r>
-          </w:p>
-        </w:tc>
-        <w:tc>
-          <w:tcPr/>
-          <w:p>
-            <w:pPr>
-              <w:pStyle w:val="Compact"/>
-              <w:jc w:val="left"/>
-            </w:pPr>
-            <w:r>
-              <w:t xml:space="preserve">Marker-variable approach</w:t>
+              <w:t xml:space="preserve">Swapped in for BTP in robustness check R4</w:t>
             </w:r>
           </w:p>
         </w:tc>
@@ -807,7 +1038,7 @@
         <w:pStyle w:val="BodyText"/>
       </w:pPr>
       <w:r>
-        <w:t xml:space="preserve">The full wording is in</w:t>
+        <w:t xml:space="preserve">Calibration uses the direct method (logistic transformation; Ragin, 2008):</w:t>
       </w:r>
       <w:r>
         <w:t xml:space="preserve"> </w:t>
@@ -816,19 +1047,28 @@
         <w:rPr>
           <w:rStyle w:val="VerbatimChar"/>
         </w:rPr>
-        <w:t xml:space="preserve">03_survey_instrument.md</w:t>
-      </w:r>
-      <w:r>
-        <w:t xml:space="preserve">.</w:t>
+        <w:t xml:space="preserve">QCA::calibrate(x, type = "fuzzy", thresholds = "e=…, c=…, i=…")</w:t>
+      </w:r>
+      <w:r>
+        <w:t xml:space="preserve">. Scores of exactly 0.5 are set to 0.501. Raw distributions (histograms) and the share of cases above each crossover are reported in Table A2, so that readers can judge whether each anchor separates cases meaningfully.</w:t>
       </w:r>
     </w:p>
-    <w:bookmarkStart w:id="20" w:name="Xee3bc4159855669c66f095f26d1cbaa904af487"/>
+    <w:bookmarkEnd w:id="20"/>
+    <w:bookmarkStart w:id="21" w:name="X95dffed2b6951b5cfab620a61752268e6cd59f0"/>
     <w:p>
       <w:pPr>
         <w:pStyle w:val="Heading2"/>
       </w:pPr>
       <w:r>
-        <w:t xml:space="preserve">A.1 Scale development for new constructs (DAC, DPR, RU)</w:t>
+        <w:t xml:space="preserve">A.2 Measurement quality without large-sample factor analysis</w:t>
+      </w:r>
+    </w:p>
+    <w:p>
+      <w:pPr>
+        <w:pStyle w:val="FirstParagraph"/>
+      </w:pPr>
+      <w:r>
+        <w:t xml:space="preserve">fsQCA does not use latent-variable estimation, and with 40–60 firms an EFA or CFA would not be stable. Measurement quality is established instead by:</w:t>
       </w:r>
     </w:p>
     <w:p>
@@ -844,13 +1084,13 @@
           <w:bCs/>
           <w:b/>
         </w:rPr>
-        <w:t xml:space="preserve">Item generation (Nov–Dec 2026):</w:t>
-      </w:r>
-      <w:r>
-        <w:t xml:space="preserve"> </w:t>
-      </w:r>
-      <w:r>
-        <w:t xml:space="preserve">items are drawn from the ESPR text, the EPRS (2024) study, Jensen et al.’s (2023) data clusters and King et al. (2023).</w:t>
+        <w:t xml:space="preserve">Content validity:</w:t>
+      </w:r>
+      <w:r>
+        <w:t xml:space="preserve"> </w:t>
+      </w:r>
+      <w:r>
+        <w:t xml:space="preserve">an expert panel (5–6 exporters, brand sourcing managers and academics) reviews every item and anchor (Nov 2026).</w:t>
       </w:r>
     </w:p>
     <w:p>
@@ -866,13 +1106,13 @@
           <w:bCs/>
           <w:b/>
         </w:rPr>
-        <w:t xml:space="preserve">Expert review (Dec 2026–Jan 2027):</w:t>
-      </w:r>
-      <w:r>
-        <w:t xml:space="preserve"> </w:t>
-      </w:r>
-      <w:r>
-        <w:t xml:space="preserve">8–10 interviews with exporters’ compliance heads, brand sourcing managers, an AEPC representative and two academics. Experts rate each item’s relevance on a 4-point scale, and we compute item-level and scale-level content validity indices (target I-CVI ≥ 0.78).</w:t>
+        <w:t xml:space="preserve">Factual items:</w:t>
+      </w:r>
+      <w:r>
+        <w:t xml:space="preserve"> </w:t>
+      </w:r>
+      <w:r>
+        <w:t xml:space="preserve">five of the seven sets are checklists of current practice or counts, not attitudes, so they don’t depend on latent constructs. Sample documents are sighted where possible, and the share verified is reported.</w:t>
       </w:r>
     </w:p>
     <w:p>
@@ -888,13 +1128,13 @@
           <w:bCs/>
           <w:b/>
         </w:rPr>
-        <w:t xml:space="preserve">Card sort:</w:t>
-      </w:r>
-      <w:r>
-        <w:t xml:space="preserve"> </w:t>
-      </w:r>
-      <w:r>
-        <w:t xml:space="preserve">6–8 judges assign items to construct definitions. Items are kept if placed correctly by at least 75% of judges.</w:t>
+        <w:t xml:space="preserve">Short scales (BTP, DAC):</w:t>
+      </w:r>
+      <w:r>
+        <w:t xml:space="preserve"> </w:t>
+      </w:r>
+      <w:r>
+        <w:t xml:space="preserve">Cronbach’s α and inter-item correlations are reported. If α &lt; 0.70, the strongest single item is used and this is reported.</w:t>
       </w:r>
     </w:p>
     <w:p>
@@ -910,621 +1150,89 @@
           <w:bCs/>
           <w:b/>
         </w:rPr>
-        <w:t xml:space="preserve">Cognitive pretest (early Jan 2027):</w:t>
-      </w:r>
-      <w:r>
-        <w:t xml:space="preserve"> </w:t>
-      </w:r>
-      <w:r>
-        <w:t xml:space="preserve">8–10 respondents talk through each item (</w:t>
-      </w:r>
-      <w:r>
-        <w:t xml:space="preserve">“</w:t>
-      </w:r>
-      <w:r>
-        <w:t xml:space="preserve">think aloud</w:t>
-      </w:r>
-      <w:r>
-        <w:t xml:space="preserve">”</w:t>
-      </w:r>
-      <w:r>
-        <w:t xml:space="preserve">) to check clarity and completion time.</w:t>
+        <w:t xml:space="preserve">Researcher triangulation:</w:t>
+      </w:r>
+      <w:r>
+        <w:t xml:space="preserve"> </w:t>
+      </w:r>
+      <w:r>
+        <w:t xml:space="preserve">the two-researcher protocol and the open-question notes are used to check implausible answer patterns.</w:t>
+      </w:r>
+    </w:p>
+    <w:bookmarkEnd w:id="21"/>
+    <w:bookmarkEnd w:id="22"/>
+    <w:bookmarkStart w:id="28" w:name="appendix-b-fsqca-protocol"/>
+    <w:p>
+      <w:pPr>
+        <w:pStyle w:val="Heading1"/>
+      </w:pPr>
+      <w:r>
+        <w:t xml:space="preserve">Appendix B: fsQCA protocol</w:t>
+      </w:r>
+    </w:p>
+    <w:bookmarkStart w:id="23" w:name="b.1-necessity-analysis-run-first"/>
+    <w:p>
+      <w:pPr>
+        <w:pStyle w:val="Heading2"/>
+      </w:pPr>
+      <w:r>
+        <w:t xml:space="preserve">B.1 Necessity analysis (run first)</w:t>
       </w:r>
     </w:p>
     <w:p>
       <w:pPr>
         <w:numPr>
           <w:ilvl w:val="0"/>
-          <w:numId w:val="1001"/>
-        </w:numPr>
-        <w:pStyle w:val="Compact"/>
-      </w:pPr>
-      <w:r>
-        <w:rPr>
-          <w:bCs/>
-          <w:b/>
-        </w:rPr>
-        <w:t xml:space="preserve">Pilot survey with EFA (Jan 2027):</w:t>
-      </w:r>
-      <w:r>
-        <w:t xml:space="preserve"> </w:t>
-      </w:r>
-      <w:r>
-        <w:t xml:space="preserve">at least</w:t>
-      </w:r>
-      <w:r>
-        <w:t xml:space="preserve"> </w:t>
-      </w:r>
-      <w:r>
-        <w:rPr>
-          <w:bCs/>
-          <w:b/>
-        </w:rPr>
-        <w:t xml:space="preserve">100 firms</w:t>
-      </w:r>
-      <w:r>
-        <w:t xml:space="preserve"> </w:t>
-      </w:r>
-      <w:r>
-        <w:t xml:space="preserve">(about 7 per item for the 14 new items), drawn at random from the sampling frame and excluded from the main sample. EFA is run on the new items (DAC, DPR, RU) together with one adapted scale (BTP) as a discriminant anchor:</w:t>
-      </w:r>
-    </w:p>
-    <w:p>
-      <w:pPr>
-        <w:numPr>
-          <w:ilvl w:val="1"/>
           <w:numId w:val="1002"/>
         </w:numPr>
         <w:pStyle w:val="Compact"/>
       </w:pPr>
       <w:r>
-        <w:t xml:space="preserve">Suitability: KMO ≥ 0.70; Bartlett’s test p &lt; 0.05</w:t>
+        <w:t xml:space="preserve">Each condition and its negation is tested for high and low readiness, and for high and low circular capability</w:t>
       </w:r>
     </w:p>
     <w:p>
       <w:pPr>
         <w:numPr>
-          <w:ilvl w:val="1"/>
+          <w:ilvl w:val="0"/>
           <w:numId w:val="1002"/>
         </w:numPr>
         <w:pStyle w:val="Compact"/>
       </w:pPr>
       <w:r>
-        <w:t xml:space="preserve">Extraction: principal axis factoring with oblique (promax) rotation, since the constructs are expected to correlate</w:t>
+        <w:t xml:space="preserve">A condition counts as necessary if consistency ≥ 0.90 and coverage is not trivial (relevance of necessity, RoN ≥ 0.60) (Schneider &amp; Wagemann, 2012)</w:t>
       </w:r>
     </w:p>
     <w:p>
       <w:pPr>
         <w:numPr>
-          <w:ilvl w:val="1"/>
+          <w:ilvl w:val="0"/>
           <w:numId w:val="1002"/>
         </w:numPr>
         <w:pStyle w:val="Compact"/>
       </w:pPr>
       <w:r>
-        <w:t xml:space="preserve">Number of factors: parallel analysis, cross-checked with the scree plot (not eigenvalue &gt; 1 alone)</w:t>
-      </w:r>
-    </w:p>
-    <w:p>
-      <w:pPr>
-        <w:numPr>
-          <w:ilvl w:val="1"/>
-          <w:numId w:val="1002"/>
-        </w:numPr>
-        <w:pStyle w:val="Compact"/>
-      </w:pPr>
-      <w:r>
-        <w:t xml:space="preserve">Retention: primary loading ≥ 0.50, cross-loadings &lt; 0.30, communality ≥ 0.40; items are dropped one at a time and the EFA rerun</w:t>
-      </w:r>
-    </w:p>
-    <w:p>
-      <w:pPr>
-        <w:numPr>
-          <w:ilvl w:val="1"/>
-          <w:numId w:val="1002"/>
-        </w:numPr>
-        <w:pStyle w:val="Compact"/>
-      </w:pPr>
-      <w:r>
-        <w:t xml:space="preserve">Reliability of the retained items: Cronbach’s α and ω ≥ 0.70</w:t>
-      </w:r>
-    </w:p>
-    <w:p>
-      <w:pPr>
-        <w:numPr>
-          <w:ilvl w:val="0"/>
-          <w:numId w:val="1001"/>
-        </w:numPr>
-        <w:pStyle w:val="Compact"/>
-      </w:pPr>
-      <w:r>
-        <w:rPr>
-          <w:bCs/>
-          <w:b/>
-        </w:rPr>
-        <w:t xml:space="preserve">Fallback if the pilot reaches fewer than 100 firms:</w:t>
-      </w:r>
-      <w:r>
-        <w:t xml:space="preserve"> </w:t>
-      </w:r>
-      <w:r>
-        <w:t xml:space="preserve">randomly split the main sample. Run the EFA on one half and the CFA on the other, and report both. This costs power, so the main target should rise to 300 firms if this route is used.</w:t>
-      </w:r>
-    </w:p>
-    <w:p>
-      <w:pPr>
-        <w:pStyle w:val="FirstParagraph"/>
-      </w:pPr>
+        <w:t xml:space="preserve">Optional: necessary condition analysis (NCA) is reported alongside for necessity</w:t>
+      </w:r>
+      <w:r>
+        <w:t xml:space="preserve"> </w:t>
+      </w:r>
       <w:r>
         <w:rPr>
           <w:iCs/>
           <w:i/>
         </w:rPr>
-        <w:t xml:space="preserve">Why EFA only for the new scales:</w:t>
-      </w:r>
-      <w:r>
-        <w:t xml:space="preserve"> </w:t>
-      </w:r>
-      <w:r>
-        <w:t xml:space="preserve">the adapted scales have established factor structures. Running EFA on them again adds little and uses words. Their structure is tested confirmatorily (B.2).</w:t>
-      </w:r>
-    </w:p>
-    <w:bookmarkEnd w:id="20"/>
-    <w:bookmarkEnd w:id="21"/>
-    <w:bookmarkStart w:id="29" w:name="appendix-b-analysis-plan"/>
-    <w:p>
-      <w:pPr>
-        <w:pStyle w:val="Heading1"/>
-      </w:pPr>
-      <w:r>
-        <w:t xml:space="preserve">Appendix B: Analysis plan</w:t>
-      </w:r>
-    </w:p>
-    <w:bookmarkStart w:id="22" w:name="b.1-power"/>
-    <w:p>
-      <w:pPr>
-        <w:pStyle w:val="Heading2"/>
-      </w:pPr>
-      <w:r>
-        <w:t xml:space="preserve">B.1 Power</w:t>
-      </w:r>
-    </w:p>
-    <w:p>
-      <w:pPr>
-        <w:pStyle w:val="FirstParagraph"/>
-      </w:pPr>
-      <w:r>
-        <w:t xml:space="preserve">G*Power, linear multiple regression (R² deviation from zero), with the largest number of predictors pointing at one construct = 10 (DTC, MDS, DTC×MDS + 7 controls). For f² = 0.15, α = 0.05 and power = 0.80, the minimum n is 118. The inverse-square-root method (Hair et al., 2019) with p_min ≈ 0.20 gives n ≈ 155.</w:t>
-      </w:r>
-      <w:r>
-        <w:t xml:space="preserve"> </w:t>
-      </w:r>
-      <w:r>
-        <w:rPr>
-          <w:bCs/>
-          <w:b/>
-        </w:rPr>
-        <w:t xml:space="preserve">We target at least 200 matched responses.</w:t>
-      </w:r>
-    </w:p>
-    <w:bookmarkEnd w:id="22"/>
-    <w:bookmarkStart w:id="23" w:name="b.2-measurement-model-reflective"/>
-    <w:p>
-      <w:pPr>
-        <w:pStyle w:val="Heading2"/>
-      </w:pPr>
-      <w:r>
-        <w:t xml:space="preserve">B.2 Measurement model (reflective)</w:t>
-      </w:r>
-    </w:p>
-    <w:p>
-      <w:pPr>
-        <w:numPr>
-          <w:ilvl w:val="0"/>
-          <w:numId w:val="1003"/>
-        </w:numPr>
-        <w:pStyle w:val="Compact"/>
-      </w:pPr>
-      <w:r>
-        <w:t xml:space="preserve">Indicator loadings ≥ 0.708 (0.40–0.70 retained if CR and AVE are acceptable)</w:t>
-      </w:r>
-    </w:p>
-    <w:p>
-      <w:pPr>
-        <w:numPr>
-          <w:ilvl w:val="0"/>
-          <w:numId w:val="1003"/>
-        </w:numPr>
-        <w:pStyle w:val="Compact"/>
-      </w:pPr>
-      <w:r>
-        <w:t xml:space="preserve">Composite reliability ρ_A and ρ_C between 0.70 and 0.95</w:t>
-      </w:r>
-    </w:p>
-    <w:p>
-      <w:pPr>
-        <w:numPr>
-          <w:ilvl w:val="0"/>
-          <w:numId w:val="1003"/>
-        </w:numPr>
-        <w:pStyle w:val="Compact"/>
-      </w:pPr>
-      <w:r>
-        <w:t xml:space="preserve">AVE ≥ 0.50</w:t>
-      </w:r>
-    </w:p>
-    <w:p>
-      <w:pPr>
-        <w:numPr>
-          <w:ilvl w:val="0"/>
-          <w:numId w:val="1003"/>
-        </w:numPr>
-        <w:pStyle w:val="Compact"/>
-      </w:pPr>
-      <w:r>
-        <w:t xml:space="preserve">HTMT &lt; 0.85 (conservative) and bootstrap CI excluding 1 (Henseler et al., 2015)</w:t>
+        <w:t xml:space="preserve">in degree</w:t>
       </w:r>
     </w:p>
     <w:bookmarkEnd w:id="23"/>
-    <w:bookmarkStart w:id="24" w:name="X072c9484669fc79af24468f7daf13dc8c841f56"/>
+    <w:bookmarkStart w:id="24" w:name="b.2-sufficiency-analysis"/>
     <w:p>
       <w:pPr>
         <w:pStyle w:val="Heading2"/>
       </w:pPr>
       <w:r>
-        <w:t xml:space="preserve">B.2a Covariance-based CFA (robustness for reviewers)</w:t>
-      </w:r>
-    </w:p>
-    <w:p>
-      <w:pPr>
-        <w:pStyle w:val="FirstParagraph"/>
-      </w:pPr>
-      <w:r>
-        <w:t xml:space="preserve">The full measurement model (all multi-item constructs, freely correlated) is estimated as a CFA in</w:t>
-      </w:r>
-      <w:r>
-        <w:t xml:space="preserve"> </w:t>
-      </w:r>
-      <w:r>
-        <w:rPr>
-          <w:rStyle w:val="VerbatimChar"/>
-        </w:rPr>
-        <w:t xml:space="preserve">lavaan</w:t>
-      </w:r>
-      <w:r>
-        <w:t xml:space="preserve"> </w:t>
-      </w:r>
-      <w:r>
-        <w:t xml:space="preserve">with robust maximum likelihood (MLR), because Likert data are rarely normal. Reported in Table B1:</w:t>
-      </w:r>
-    </w:p>
-    <w:p>
-      <w:pPr>
-        <w:numPr>
-          <w:ilvl w:val="0"/>
-          <w:numId w:val="1004"/>
-        </w:numPr>
-        <w:pStyle w:val="Compact"/>
-      </w:pPr>
-      <w:r>
-        <w:t xml:space="preserve">Global fit: χ²/df ≤ 3; CFI and TLI ≥ 0.90 (≥ 0.95 good); RMSEA ≤ 0.08 with 90% CI; SRMR ≤ 0.08</w:t>
-      </w:r>
-    </w:p>
-    <w:p>
-      <w:pPr>
-        <w:numPr>
-          <w:ilvl w:val="0"/>
-          <w:numId w:val="1004"/>
-        </w:numPr>
-        <w:pStyle w:val="Compact"/>
-      </w:pPr>
-      <w:r>
-        <w:t xml:space="preserve">Standardised loadings ≥ 0.50 (ideally ≥ 0.70), CR ≥ 0.70, AVE ≥ 0.50; Fornell–Larcker and HTMT for discriminant validity</w:t>
-      </w:r>
-    </w:p>
-    <w:p>
-      <w:pPr>
-        <w:numPr>
-          <w:ilvl w:val="0"/>
-          <w:numId w:val="1004"/>
-        </w:numPr>
-        <w:pStyle w:val="Compact"/>
-      </w:pPr>
-      <w:r>
-        <w:t xml:space="preserve">Comparison with a one-factor model (Δχ² test), as an additional common-method check</w:t>
-      </w:r>
-    </w:p>
-    <w:p>
-      <w:pPr>
-        <w:numPr>
-          <w:ilvl w:val="0"/>
-          <w:numId w:val="1004"/>
-        </w:numPr>
-        <w:pStyle w:val="Compact"/>
-      </w:pPr>
-      <w:r>
-        <w:t xml:space="preserve">Modification indices are reported but used only for theoretically justified changes, never to chase fit</w:t>
-      </w:r>
-    </w:p>
-    <w:p>
-      <w:pPr>
-        <w:pStyle w:val="FirstParagraph"/>
-      </w:pPr>
-      <w:r>
-        <w:t xml:space="preserve">If the CFA and PLS confirmatory composite analysis disagree (e.g., an item loads well as a composite but poorly as a factor), the item is flagged and the results are reported with and without it.</w:t>
-      </w:r>
-    </w:p>
-    <w:bookmarkEnd w:id="24"/>
-    <w:bookmarkStart w:id="25" w:name="b.3-common-method-variance"/>
-    <w:p>
-      <w:pPr>
-        <w:pStyle w:val="Heading2"/>
-      </w:pPr>
-      <w:r>
-        <w:t xml:space="preserve">B.3 Common-method variance</w:t>
-      </w:r>
-    </w:p>
-    <w:p>
-      <w:pPr>
-        <w:numPr>
-          <w:ilvl w:val="0"/>
-          <w:numId w:val="1005"/>
-        </w:numPr>
-        <w:pStyle w:val="Compact"/>
-      </w:pPr>
-      <w:r>
-        <w:t xml:space="preserve">Procedural: temporal separation of predictors and outcomes, anonymity, different scale anchors for EXP, and the order of items mixed across constructs</w:t>
-      </w:r>
-    </w:p>
-    <w:p>
-      <w:pPr>
-        <w:numPr>
-          <w:ilvl w:val="0"/>
-          <w:numId w:val="1005"/>
-        </w:numPr>
-        <w:pStyle w:val="Compact"/>
-      </w:pPr>
-      <w:r>
-        <w:t xml:space="preserve">Statistical: full-collinearity VIF &lt; 3.3 (Kock, 2015); a marker-variable partial correlation adjustment; Harman single-factor test reported only for completeness</w:t>
-      </w:r>
-    </w:p>
-    <w:bookmarkEnd w:id="25"/>
-    <w:bookmarkStart w:id="26" w:name="b.4-structural-model"/>
-    <w:p>
-      <w:pPr>
-        <w:pStyle w:val="Heading2"/>
-      </w:pPr>
-      <w:r>
-        <w:t xml:space="preserve">B.4 Structural model</w:t>
-      </w:r>
-    </w:p>
-    <w:p>
-      <w:pPr>
-        <w:numPr>
-          <w:ilvl w:val="0"/>
-          <w:numId w:val="1006"/>
-        </w:numPr>
-        <w:pStyle w:val="Compact"/>
-      </w:pPr>
-      <w:r>
-        <w:t xml:space="preserve">Collinearity: inner VIF &lt; 3</w:t>
-      </w:r>
-    </w:p>
-    <w:p>
-      <w:pPr>
-        <w:numPr>
-          <w:ilvl w:val="0"/>
-          <w:numId w:val="1006"/>
-        </w:numPr>
-        <w:pStyle w:val="Compact"/>
-      </w:pPr>
-      <w:r>
-        <w:t xml:space="preserve">Paths: 10,000 bootstrap samples, percentile or bias-corrected 95% CIs, one-tailed for directional hypotheses</w:t>
-      </w:r>
-    </w:p>
-    <w:p>
-      <w:pPr>
-        <w:numPr>
-          <w:ilvl w:val="0"/>
-          <w:numId w:val="1006"/>
-        </w:numPr>
-        <w:pStyle w:val="Compact"/>
-      </w:pPr>
-      <w:r>
-        <w:t xml:space="preserve">Interactions H2 (BTP × DAC → MDS) and H4 (DTC × MDS → DPR) use the two-stage approach and are reported with simple-slope plots at ±1 SD</w:t>
-      </w:r>
-    </w:p>
-    <w:p>
-      <w:pPr>
-        <w:numPr>
-          <w:ilvl w:val="0"/>
-          <w:numId w:val="1006"/>
-        </w:numPr>
-        <w:pStyle w:val="Compact"/>
-      </w:pPr>
-      <w:r>
-        <w:t xml:space="preserve">R², f², and Q²_predict with PLSpredict (Shmueli et al., 2019; 10 folds, 10 repetitions), compared against a linear-model benchmark</w:t>
-      </w:r>
-    </w:p>
-    <w:p>
-      <w:pPr>
-        <w:numPr>
-          <w:ilvl w:val="0"/>
-          <w:numId w:val="1006"/>
-        </w:numPr>
-        <w:pStyle w:val="Compact"/>
-      </w:pPr>
-      <w:r>
-        <w:rPr>
-          <w:bCs/>
-          <w:b/>
-        </w:rPr>
-        <w:t xml:space="preserve">H5a versus H5b:</w:t>
-      </w:r>
-      <w:r>
-        <w:t xml:space="preserve"> </w:t>
-      </w:r>
-      <w:r>
-        <w:t xml:space="preserve">BTP → CSC is added as a direct path. H5a is supported if DPR → CSC is positive and its CI excludes 0. H5b (decoupling) is supported if the CI includes 0 while BTP → DPR (indirect) is positive. We also report an equivalence test (TOST, bounds ±0.10), so that</w:t>
-      </w:r>
-      <w:r>
-        <w:t xml:space="preserve"> </w:t>
-      </w:r>
-      <w:r>
-        <w:t xml:space="preserve">“</w:t>
-      </w:r>
-      <w:r>
-        <w:t xml:space="preserve">no effect</w:t>
-      </w:r>
-      <w:r>
-        <w:t xml:space="preserve">”</w:t>
-      </w:r>
-      <w:r>
-        <w:t xml:space="preserve"> </w:t>
-      </w:r>
-      <w:r>
-        <w:t xml:space="preserve">is not just</w:t>
-      </w:r>
-      <w:r>
-        <w:t xml:space="preserve"> </w:t>
-      </w:r>
-      <w:r>
-        <w:t xml:space="preserve">“</w:t>
-      </w:r>
-      <w:r>
-        <w:t xml:space="preserve">non-significant</w:t>
-      </w:r>
-      <w:r>
-        <w:t xml:space="preserve">”</w:t>
-      </w:r>
-      <w:r>
-        <w:t xml:space="preserve">.</w:t>
-      </w:r>
-    </w:p>
-    <w:p>
-      <w:pPr>
-        <w:numPr>
-          <w:ilvl w:val="0"/>
-          <w:numId w:val="1006"/>
-        </w:numPr>
-        <w:pStyle w:val="Compact"/>
-      </w:pPr>
-      <w:r>
-        <w:t xml:space="preserve">Mediation: indirect effects BTP → DTC/MDS → DPR → CSC/EXP, using bootstrapped specific indirect effects</w:t>
-      </w:r>
-    </w:p>
-    <w:bookmarkEnd w:id="26"/>
-    <w:bookmarkStart w:id="27" w:name="b.5-robustness"/>
-    <w:p>
-      <w:pPr>
-        <w:pStyle w:val="Heading2"/>
-      </w:pPr>
-      <w:r>
-        <w:t xml:space="preserve">B.5 Robustness</w:t>
-      </w:r>
-    </w:p>
-    <w:p>
-      <w:pPr>
-        <w:numPr>
-          <w:ilvl w:val="0"/>
-          <w:numId w:val="1007"/>
-        </w:numPr>
-        <w:pStyle w:val="Compact"/>
-      </w:pPr>
-      <w:r>
-        <w:t xml:space="preserve">Excluding tier-3/4 firms (yarn and fibre), whose passport role differs</w:t>
-      </w:r>
-    </w:p>
-    <w:p>
-      <w:pPr>
-        <w:numPr>
-          <w:ilvl w:val="0"/>
-          <w:numId w:val="1007"/>
-        </w:numPr>
-        <w:pStyle w:val="Compact"/>
-      </w:pPr>
-      <w:r>
-        <w:t xml:space="preserve">Multi-group analysis (MICOM first): large vs. small firms; knitwear (Tiruppur) vs. woven clusters</w:t>
-      </w:r>
-    </w:p>
-    <w:p>
-      <w:pPr>
-        <w:numPr>
-          <w:ilvl w:val="0"/>
-          <w:numId w:val="1007"/>
-        </w:numPr>
-        <w:pStyle w:val="Compact"/>
-      </w:pPr>
-      <w:r>
-        <w:t xml:space="preserve">Replacing perceptual EXP with the objective EUSHARE_CHG (ordinal)</w:t>
-      </w:r>
-    </w:p>
-    <w:p>
-      <w:pPr>
-        <w:numPr>
-          <w:ilvl w:val="0"/>
-          <w:numId w:val="1007"/>
-        </w:numPr>
-        <w:pStyle w:val="Compact"/>
-      </w:pPr>
-      <w:r>
-        <w:t xml:space="preserve">Endogeneity: Gaussian copula test on the DPR → EXP path</w:t>
-      </w:r>
-    </w:p>
-    <w:p>
-      <w:pPr>
-        <w:numPr>
-          <w:ilvl w:val="0"/>
-          <w:numId w:val="1007"/>
-        </w:numPr>
-        <w:pStyle w:val="Compact"/>
-      </w:pPr>
-      <w:r>
-        <w:t xml:space="preserve">Non-response: early vs. late respondents (Armstrong &amp; Overton, 1977); respondents vs. non-respondents on directory size and region</w:t>
-      </w:r>
-    </w:p>
-    <w:bookmarkEnd w:id="27"/>
-    <w:bookmarkStart w:id="28" w:name="b.6-software"/>
-    <w:p>
-      <w:pPr>
-        <w:pStyle w:val="Heading2"/>
-      </w:pPr>
-      <w:r>
-        <w:t xml:space="preserve">B.6 Software</w:t>
-      </w:r>
-    </w:p>
-    <w:p>
-      <w:pPr>
-        <w:pStyle w:val="FirstParagraph"/>
-      </w:pPr>
-      <w:r>
-        <w:t xml:space="preserve">R with the</w:t>
-      </w:r>
-      <w:r>
-        <w:t xml:space="preserve"> </w:t>
-      </w:r>
-      <w:r>
-        <w:rPr>
-          <w:rStyle w:val="VerbatimChar"/>
-        </w:rPr>
-        <w:t xml:space="preserve">seminr</w:t>
-      </w:r>
-      <w:r>
-        <w:t xml:space="preserve"> </w:t>
-      </w:r>
-      <w:r>
-        <w:t xml:space="preserve">package, or SmartPLS 4. Analysis code is available from the authors on request.</w:t>
-      </w:r>
-    </w:p>
-    <w:bookmarkEnd w:id="28"/>
-    <w:bookmarkEnd w:id="29"/>
-    <w:bookmarkStart w:id="30" w:name="Xb236fe35ca5a8df1a183acd46fe556cd893fa85"/>
-    <w:p>
-      <w:pPr>
-        <w:pStyle w:val="Heading1"/>
-      </w:pPr>
-      <w:r>
-        <w:t xml:space="preserve">Appendix C: Data-collection protocol and timeline</w:t>
+        <w:t xml:space="preserve">B.2 Sufficiency analysis</w:t>
       </w:r>
     </w:p>
     <w:tbl>
@@ -1550,279 +1258,472 @@
               <w:jc w:val="left"/>
             </w:pPr>
             <w:r>
-              <w:t xml:space="preserve">Date</w:t>
-            </w:r>
-          </w:p>
-        </w:tc>
-        <w:tc>
-          <w:tcPr/>
-          <w:p>
-            <w:pPr>
-              <w:pStyle w:val="Compact"/>
-              <w:jc w:val="left"/>
-            </w:pPr>
-            <w:r>
-              <w:t xml:space="preserve">Milestone</w:t>
-            </w:r>
-          </w:p>
-        </w:tc>
-      </w:tr>
-      <w:tr>
-        <w:tc>
-          <w:tcPr/>
-          <w:p>
-            <w:pPr>
-              <w:pStyle w:val="Compact"/>
-              <w:jc w:val="left"/>
-            </w:pPr>
-            <w:r>
-              <w:t xml:space="preserve">31 Dec 2026</w:t>
-            </w:r>
-          </w:p>
-        </w:tc>
-        <w:tc>
-          <w:tcPr/>
-          <w:p>
-            <w:pPr>
-              <w:pStyle w:val="Compact"/>
-              <w:jc w:val="left"/>
-            </w:pPr>
-            <w:r>
-              <w:t xml:space="preserve">Abstract submitted to the JBL STF</w:t>
-            </w:r>
-          </w:p>
-        </w:tc>
-      </w:tr>
-      <w:tr>
-        <w:tc>
-          <w:tcPr/>
-          <w:p>
-            <w:pPr>
-              <w:pStyle w:val="Compact"/>
-              <w:jc w:val="left"/>
-            </w:pPr>
-            <w:r>
-              <w:t xml:space="preserve">Dec 2026 – Jan 2027</w:t>
-            </w:r>
-          </w:p>
-        </w:tc>
-        <w:tc>
-          <w:tcPr/>
-          <w:p>
-            <w:pPr>
-              <w:pStyle w:val="Compact"/>
-              <w:jc w:val="left"/>
-            </w:pPr>
-            <w:r>
-              <w:t xml:space="preserve">Ethics approval; expert interviews; card sort; translation; cognitive pretest</w:t>
-            </w:r>
-          </w:p>
-        </w:tc>
-      </w:tr>
-      <w:tr>
-        <w:tc>
-          <w:tcPr/>
-          <w:p>
-            <w:pPr>
-              <w:pStyle w:val="Compact"/>
-              <w:jc w:val="left"/>
-            </w:pPr>
-            <w:r>
-              <w:t xml:space="preserve">15 Jan 2027</w:t>
-            </w:r>
-          </w:p>
-        </w:tc>
-        <w:tc>
-          <w:tcPr/>
-          <w:p>
-            <w:pPr>
-              <w:pStyle w:val="Compact"/>
-              <w:jc w:val="left"/>
-            </w:pPr>
-            <w:r>
-              <w:t xml:space="preserve">STF feedback on abstract; revise the model and instrument</w:t>
-            </w:r>
-          </w:p>
-        </w:tc>
-      </w:tr>
-      <w:tr>
-        <w:tc>
-          <w:tcPr/>
-          <w:p>
-            <w:pPr>
-              <w:pStyle w:val="Compact"/>
-              <w:jc w:val="left"/>
-            </w:pPr>
-            <w:r>
-              <w:t xml:space="preserve">10–31 Jan 2027</w:t>
-            </w:r>
-          </w:p>
-        </w:tc>
-        <w:tc>
-          <w:tcPr/>
-          <w:p>
-            <w:pPr>
-              <w:pStyle w:val="Compact"/>
-              <w:jc w:val="left"/>
-            </w:pPr>
-            <w:r>
-              <w:t xml:space="preserve">Pilot survey (n ≥ 100) and EFA of the new scales; finalise items</w:t>
-            </w:r>
-          </w:p>
-        </w:tc>
-      </w:tr>
-      <w:tr>
-        <w:tc>
-          <w:tcPr/>
-          <w:p>
-            <w:pPr>
-              <w:pStyle w:val="Compact"/>
-              <w:jc w:val="left"/>
-            </w:pPr>
-            <w:r>
-              <w:t xml:space="preserve">End Jan 2027</w:t>
-            </w:r>
-          </w:p>
-        </w:tc>
-        <w:tc>
-          <w:tcPr/>
-          <w:p>
-            <w:pPr>
-              <w:pStyle w:val="Compact"/>
-              <w:jc w:val="left"/>
-            </w:pPr>
-            <w:r>
-              <w:t xml:space="preserve">STF online developmental workshop</w:t>
-            </w:r>
-          </w:p>
-        </w:tc>
-      </w:tr>
-      <w:tr>
-        <w:tc>
-          <w:tcPr/>
-          <w:p>
-            <w:pPr>
-              <w:pStyle w:val="Compact"/>
-              <w:jc w:val="left"/>
-            </w:pPr>
-            <w:r>
-              <w:t xml:space="preserve">1–28 Feb 2027</w:t>
-            </w:r>
-          </w:p>
-        </w:tc>
-        <w:tc>
-          <w:tcPr/>
-          <w:p>
-            <w:pPr>
-              <w:pStyle w:val="Compact"/>
-              <w:jc w:val="left"/>
-            </w:pPr>
-            <w:r>
-              <w:t xml:space="preserve">Wave 1 fielding (email + phone follow-up through AEPC and cluster associations; 3 reminders)</w:t>
-            </w:r>
-          </w:p>
-        </w:tc>
-      </w:tr>
-      <w:tr>
-        <w:tc>
-          <w:tcPr/>
-          <w:p>
-            <w:pPr>
-              <w:pStyle w:val="Compact"/>
-              <w:jc w:val="left"/>
-            </w:pPr>
-            <w:r>
-              <w:t xml:space="preserve">1–25 Mar 2027</w:t>
-            </w:r>
-          </w:p>
-        </w:tc>
-        <w:tc>
-          <w:tcPr/>
-          <w:p>
-            <w:pPr>
-              <w:pStyle w:val="Compact"/>
-              <w:jc w:val="left"/>
-            </w:pPr>
-            <w:r>
-              <w:t xml:space="preserve">Wave 2 fielding (matched firms)</w:t>
-            </w:r>
-          </w:p>
-        </w:tc>
-      </w:tr>
-      <w:tr>
-        <w:tc>
-          <w:tcPr/>
-          <w:p>
-            <w:pPr>
-              <w:pStyle w:val="Compact"/>
-              <w:jc w:val="left"/>
-            </w:pPr>
-            <w:r>
-              <w:t xml:space="preserve">26 Mar – 15 Apr 2027</w:t>
-            </w:r>
-          </w:p>
-        </w:tc>
-        <w:tc>
-          <w:tcPr/>
-          <w:p>
-            <w:pPr>
-              <w:pStyle w:val="Compact"/>
-              <w:jc w:val="left"/>
-            </w:pPr>
-            <w:r>
-              <w:t xml:space="preserve">Data cleaning, PLS-SEM, robustness</w:t>
-            </w:r>
-          </w:p>
-        </w:tc>
-      </w:tr>
-      <w:tr>
-        <w:tc>
-          <w:tcPr/>
-          <w:p>
-            <w:pPr>
-              <w:pStyle w:val="Compact"/>
-              <w:jc w:val="left"/>
-            </w:pPr>
-            <w:r>
-              <w:t xml:space="preserve">15–25 Apr 2027</w:t>
-            </w:r>
-          </w:p>
-        </w:tc>
-        <w:tc>
-          <w:tcPr/>
-          <w:p>
-            <w:pPr>
-              <w:pStyle w:val="Compact"/>
-              <w:jc w:val="left"/>
-            </w:pPr>
-            <w:r>
-              <w:t xml:space="preserve">Write results and discussion, then internal review</w:t>
-            </w:r>
-          </w:p>
-        </w:tc>
-      </w:tr>
-      <w:tr>
-        <w:tc>
-          <w:tcPr/>
-          <w:p>
-            <w:pPr>
-              <w:pStyle w:val="Compact"/>
-              <w:jc w:val="left"/>
-            </w:pPr>
-            <w:r>
-              <w:t xml:space="preserve">By 30 Apr 2027</w:t>
-            </w:r>
-          </w:p>
-        </w:tc>
-        <w:tc>
-          <w:tcPr/>
-          <w:p>
-            <w:pPr>
-              <w:pStyle w:val="Compact"/>
-              <w:jc w:val="left"/>
-            </w:pPr>
-            <w:r>
-              <w:t xml:space="preserve">Full paper submitted (window 1–30 April 2027)</w:t>
+              <w:t xml:space="preserve">Step</w:t>
+            </w:r>
+          </w:p>
+        </w:tc>
+        <w:tc>
+          <w:tcPr/>
+          <w:p>
+            <w:pPr>
+              <w:pStyle w:val="Compact"/>
+              <w:jc w:val="left"/>
+            </w:pPr>
+            <w:r>
+              <w:t xml:space="preserve">Setting</w:t>
+            </w:r>
+          </w:p>
+        </w:tc>
+      </w:tr>
+      <w:tr>
+        <w:tc>
+          <w:tcPr/>
+          <w:p>
+            <w:pPr>
+              <w:pStyle w:val="Compact"/>
+              <w:jc w:val="left"/>
+            </w:pPr>
+            <w:r>
+              <w:t xml:space="preserve">Truth table</w:t>
+            </w:r>
+          </w:p>
+        </w:tc>
+        <w:tc>
+          <w:tcPr/>
+          <w:p>
+            <w:pPr>
+              <w:pStyle w:val="Compact"/>
+              <w:jc w:val="left"/>
+            </w:pPr>
+            <w:r>
+              <w:t xml:space="preserve">5 conditions → 32 rows; the number of rows with ≥ 1 case is reported</w:t>
+            </w:r>
+          </w:p>
+        </w:tc>
+      </w:tr>
+      <w:tr>
+        <w:tc>
+          <w:tcPr/>
+          <w:p>
+            <w:pPr>
+              <w:pStyle w:val="Compact"/>
+              <w:jc w:val="left"/>
+            </w:pPr>
+            <w:r>
+              <w:t xml:space="preserve">Frequency threshold</w:t>
+            </w:r>
+          </w:p>
+        </w:tc>
+        <w:tc>
+          <w:tcPr/>
+          <w:p>
+            <w:pPr>
+              <w:pStyle w:val="Compact"/>
+              <w:jc w:val="left"/>
+            </w:pPr>
+            <w:r>
+              <w:t xml:space="preserve">1 case (small-N); robustness at 2</w:t>
+            </w:r>
+          </w:p>
+        </w:tc>
+      </w:tr>
+      <w:tr>
+        <w:tc>
+          <w:tcPr/>
+          <w:p>
+            <w:pPr>
+              <w:pStyle w:val="Compact"/>
+              <w:jc w:val="left"/>
+            </w:pPr>
+            <w:r>
+              <w:t xml:space="preserve">Raw consistency</w:t>
+            </w:r>
+          </w:p>
+        </w:tc>
+        <w:tc>
+          <w:tcPr/>
+          <w:p>
+            <w:pPr>
+              <w:pStyle w:val="Compact"/>
+              <w:jc w:val="left"/>
+            </w:pPr>
+            <w:r>
+              <w:t xml:space="preserve">≥ 0.80</w:t>
+            </w:r>
+          </w:p>
+        </w:tc>
+      </w:tr>
+      <w:tr>
+        <w:tc>
+          <w:tcPr/>
+          <w:p>
+            <w:pPr>
+              <w:pStyle w:val="Compact"/>
+              <w:jc w:val="left"/>
+            </w:pPr>
+            <w:r>
+              <w:t xml:space="preserve">PRI consistency</w:t>
+            </w:r>
+          </w:p>
+        </w:tc>
+        <w:tc>
+          <w:tcPr/>
+          <w:p>
+            <w:pPr>
+              <w:pStyle w:val="Compact"/>
+              <w:jc w:val="left"/>
+            </w:pPr>
+            <w:r>
+              <w:t xml:space="preserve">≥ 0.70 (rows with high raw but low PRI are treated as contradictory and coded 0)</w:t>
+            </w:r>
+          </w:p>
+        </w:tc>
+      </w:tr>
+      <w:tr>
+        <w:tc>
+          <w:tcPr/>
+          <w:p>
+            <w:pPr>
+              <w:pStyle w:val="Compact"/>
+              <w:jc w:val="left"/>
+            </w:pPr>
+            <w:r>
+              <w:t xml:space="preserve">Solutions</w:t>
+            </w:r>
+          </w:p>
+        </w:tc>
+        <w:tc>
+          <w:tcPr/>
+          <w:p>
+            <w:pPr>
+              <w:pStyle w:val="Compact"/>
+              <w:jc w:val="left"/>
+            </w:pPr>
+            <w:r>
+              <w:t xml:space="preserve">Conservative, intermediate (reported) and parsimonious; core conditions = in both the parsimonious and intermediate solutions (Fiss, 2011)</w:t>
+            </w:r>
+          </w:p>
+        </w:tc>
+      </w:tr>
+      <w:tr>
+        <w:tc>
+          <w:tcPr/>
+          <w:p>
+            <w:pPr>
+              <w:pStyle w:val="Compact"/>
+              <w:jc w:val="left"/>
+            </w:pPr>
+            <w:r>
+              <w:t xml:space="preserve">Directional expectations (high DPR)</w:t>
+            </w:r>
+          </w:p>
+        </w:tc>
+        <w:tc>
+          <w:tcPr/>
+          <w:p>
+            <w:pPr>
+              <w:pStyle w:val="Compact"/>
+              <w:jc w:val="left"/>
+            </w:pPr>
+            <w:r>
+              <w:t xml:space="preserve">DTC present; VI present; MDS present; BTP present; DAC absent</w:t>
+            </w:r>
+          </w:p>
+        </w:tc>
+      </w:tr>
+      <w:tr>
+        <w:tc>
+          <w:tcPr/>
+          <w:p>
+            <w:pPr>
+              <w:pStyle w:val="Compact"/>
+              <w:jc w:val="left"/>
+            </w:pPr>
+            <w:r>
+              <w:t xml:space="preserve">Directional expectations (low DPR)</w:t>
+            </w:r>
+          </w:p>
+        </w:tc>
+        <w:tc>
+          <w:tcPr/>
+          <w:p>
+            <w:pPr>
+              <w:pStyle w:val="Compact"/>
+              <w:jc w:val="left"/>
+            </w:pPr>
+            <w:r>
+              <w:t xml:space="preserve">DTC absent; VI absent; MDS absent; BTP present (pressure without capacity); DAC present</w:t>
+            </w:r>
+          </w:p>
+        </w:tc>
+      </w:tr>
+      <w:tr>
+        <w:tc>
+          <w:tcPr/>
+          <w:p>
+            <w:pPr>
+              <w:pStyle w:val="Compact"/>
+              <w:jc w:val="left"/>
+            </w:pPr>
+            <w:r>
+              <w:t xml:space="preserve">Untenable assumptions</w:t>
+            </w:r>
+          </w:p>
+        </w:tc>
+        <w:tc>
+          <w:tcPr/>
+          <w:p>
+            <w:pPr>
+              <w:pStyle w:val="Compact"/>
+              <w:jc w:val="left"/>
+            </w:pPr>
+            <w:r>
+              <w:t xml:space="preserve">Checked with</w:t>
+            </w:r>
+            <w:r>
+              <w:t xml:space="preserve"> </w:t>
+            </w:r>
+            <w:r>
+              <w:rPr>
+                <w:rStyle w:val="VerbatimChar"/>
+              </w:rPr>
+              <w:t xml:space="preserve">SetMethods</w:t>
+            </w:r>
+            <w:r>
+              <w:t xml:space="preserve">; no simplifying assumption may contradict P2 (necessity of DTC)</w:t>
+            </w:r>
+          </w:p>
+        </w:tc>
+      </w:tr>
+      <w:tr>
+        <w:tc>
+          <w:tcPr/>
+          <w:p>
+            <w:pPr>
+              <w:pStyle w:val="Compact"/>
+              <w:jc w:val="left"/>
+            </w:pPr>
+            <w:r>
+              <w:t xml:space="preserve">Outcome 2 (CSC)</w:t>
+            </w:r>
+          </w:p>
+        </w:tc>
+        <w:tc>
+          <w:tcPr/>
+          <w:p>
+            <w:pPr>
+              <w:pStyle w:val="Compact"/>
+              <w:jc w:val="left"/>
+            </w:pPr>
+            <w:r>
+              <w:t xml:space="preserve">Conditions: DPR, VI, MDS, BTP, CERT. P4 is supported if DPR alone is not sufficient (consistency &lt; 0.80) and appears only in conjunction with other conditions</w:t>
+            </w:r>
+          </w:p>
+        </w:tc>
+      </w:tr>
+    </w:tbl>
+    <w:bookmarkEnd w:id="24"/>
+    <w:bookmarkStart w:id="25" w:name="Xf80084dc85d381b181506230d869c439b745800"/>
+    <w:p>
+      <w:pPr>
+        <w:pStyle w:val="Heading2"/>
+      </w:pPr>
+      <w:r>
+        <w:t xml:space="preserve">B.3 Robustness (Oana &amp; Schneider-style checks)</w:t>
+      </w:r>
+    </w:p>
+    <w:tbl>
+      <w:tblPr>
+        <w:tblStyle w:val="Table"/>
+        <w:tblW w:type="auto" w:w="0"/>
+        <w:tblLook w:firstRow="1" w:lastRow="0" w:firstColumn="0" w:lastColumn="0" w:noHBand="0" w:noVBand="0" w:val="0020"/>
+        <w:jc w:val="start"/>
+      </w:tblPr>
+      <w:tblGrid>
+        <w:gridCol w:w="3960"/>
+        <w:gridCol w:w="3960"/>
+      </w:tblGrid>
+      <w:tr>
+        <w:trPr>
+          <w:tblHeader w:val="true"/>
+        </w:trPr>
+        <w:tc>
+          <w:tcPr/>
+          <w:p>
+            <w:pPr>
+              <w:pStyle w:val="Compact"/>
+              <w:jc w:val="left"/>
+            </w:pPr>
+            <w:r>
+              <w:t xml:space="preserve">Code</w:t>
+            </w:r>
+          </w:p>
+        </w:tc>
+        <w:tc>
+          <w:tcPr/>
+          <w:p>
+            <w:pPr>
+              <w:pStyle w:val="Compact"/>
+              <w:jc w:val="left"/>
+            </w:pPr>
+            <w:r>
+              <w:t xml:space="preserve">Check</w:t>
+            </w:r>
+          </w:p>
+        </w:tc>
+      </w:tr>
+      <w:tr>
+        <w:tc>
+          <w:tcPr/>
+          <w:p>
+            <w:pPr>
+              <w:pStyle w:val="Compact"/>
+              <w:jc w:val="left"/>
+            </w:pPr>
+            <w:r>
+              <w:t xml:space="preserve">R1</w:t>
+            </w:r>
+          </w:p>
+        </w:tc>
+        <w:tc>
+          <w:tcPr/>
+          <w:p>
+            <w:pPr>
+              <w:pStyle w:val="Compact"/>
+              <w:jc w:val="left"/>
+            </w:pPr>
+            <w:r>
+              <w:t xml:space="preserve">Calibration anchors shifted ±10% of the range</w:t>
+            </w:r>
+          </w:p>
+        </w:tc>
+      </w:tr>
+      <w:tr>
+        <w:tc>
+          <w:tcPr/>
+          <w:p>
+            <w:pPr>
+              <w:pStyle w:val="Compact"/>
+              <w:jc w:val="left"/>
+            </w:pPr>
+            <w:r>
+              <w:t xml:space="preserve">R2</w:t>
+            </w:r>
+          </w:p>
+        </w:tc>
+        <w:tc>
+          <w:tcPr/>
+          <w:p>
+            <w:pPr>
+              <w:pStyle w:val="Compact"/>
+              <w:jc w:val="left"/>
+            </w:pPr>
+            <w:r>
+              <w:t xml:space="preserve">Raw consistency threshold 0.75 and 0.85</w:t>
+            </w:r>
+          </w:p>
+        </w:tc>
+      </w:tr>
+      <w:tr>
+        <w:tc>
+          <w:tcPr/>
+          <w:p>
+            <w:pPr>
+              <w:pStyle w:val="Compact"/>
+              <w:jc w:val="left"/>
+            </w:pPr>
+            <w:r>
+              <w:t xml:space="preserve">R3</w:t>
+            </w:r>
+          </w:p>
+        </w:tc>
+        <w:tc>
+          <w:tcPr/>
+          <w:p>
+            <w:pPr>
+              <w:pStyle w:val="Compact"/>
+              <w:jc w:val="left"/>
+            </w:pPr>
+            <w:r>
+              <w:t xml:space="preserve">Frequency threshold 2</w:t>
+            </w:r>
+          </w:p>
+        </w:tc>
+      </w:tr>
+      <w:tr>
+        <w:tc>
+          <w:tcPr/>
+          <w:p>
+            <w:pPr>
+              <w:pStyle w:val="Compact"/>
+              <w:jc w:val="left"/>
+            </w:pPr>
+            <w:r>
+              <w:t xml:space="preserve">R4</w:t>
+            </w:r>
+          </w:p>
+        </w:tc>
+        <w:tc>
+          <w:tcPr/>
+          <w:p>
+            <w:pPr>
+              <w:pStyle w:val="Compact"/>
+              <w:jc w:val="left"/>
+            </w:pPr>
+            <w:r>
+              <w:t xml:space="preserve">CERT substituted for BTP</w:t>
+            </w:r>
+          </w:p>
+        </w:tc>
+      </w:tr>
+      <w:tr>
+        <w:tc>
+          <w:tcPr/>
+          <w:p>
+            <w:pPr>
+              <w:pStyle w:val="Compact"/>
+              <w:jc w:val="left"/>
+            </w:pPr>
+            <w:r>
+              <w:t xml:space="preserve">R5</w:t>
+            </w:r>
+          </w:p>
+        </w:tc>
+        <w:tc>
+          <w:tcPr/>
+          <w:p>
+            <w:pPr>
+              <w:pStyle w:val="Compact"/>
+              <w:jc w:val="left"/>
+            </w:pPr>
+            <w:r>
+              <w:t xml:space="preserve">Excluding tier-3/4 firms (yarn and fibre suppliers)</w:t>
+            </w:r>
+          </w:p>
+        </w:tc>
+      </w:tr>
+      <w:tr>
+        <w:tc>
+          <w:tcPr/>
+          <w:p>
+            <w:pPr>
+              <w:pStyle w:val="Compact"/>
+              <w:jc w:val="left"/>
+            </w:pPr>
+            <w:r>
+              <w:t xml:space="preserve">R6</w:t>
+            </w:r>
+          </w:p>
+        </w:tc>
+        <w:tc>
+          <w:tcPr/>
+          <w:p>
+            <w:pPr>
+              <w:pStyle w:val="Compact"/>
+              <w:jc w:val="left"/>
+            </w:pPr>
+            <w:r>
+              <w:t xml:space="preserve">DPR recomputed without DPR_7 (format/time item)</w:t>
             </w:r>
           </w:p>
         </w:tc>
@@ -1832,21 +1733,692 @@
       <w:pPr>
         <w:pStyle w:val="BodyText"/>
       </w:pPr>
+      <w:r>
+        <w:t xml:space="preserve">Solutions are compared on fit and on whether the same configurations recur (subset/superset relations reported).</w:t>
+      </w:r>
+    </w:p>
+    <w:bookmarkEnd w:id="25"/>
+    <w:bookmarkStart w:id="26" w:name="b.4-common-method-considerations"/>
+    <w:p>
+      <w:pPr>
+        <w:pStyle w:val="Heading2"/>
+      </w:pPr>
+      <w:r>
+        <w:t xml:space="preserve">B.4 Common-method considerations</w:t>
+      </w:r>
+    </w:p>
+    <w:p>
+      <w:pPr>
+        <w:pStyle w:val="FirstParagraph"/>
+      </w:pPr>
+      <w:r>
+        <w:t xml:space="preserve">A single respondent answers everything in one session. Mitigation: factual checklists for five of seven sets; document sighting; ordering that separates the readiness questions from the concern items; and assured anonymity.</w:t>
+      </w:r>
+    </w:p>
+    <w:bookmarkEnd w:id="26"/>
+    <w:bookmarkStart w:id="27" w:name="b.5-software"/>
+    <w:p>
+      <w:pPr>
+        <w:pStyle w:val="Heading2"/>
+      </w:pPr>
+      <w:r>
+        <w:t xml:space="preserve">B.5 Software</w:t>
+      </w:r>
+    </w:p>
+    <w:p>
+      <w:pPr>
+        <w:pStyle w:val="FirstParagraph"/>
+      </w:pPr>
+      <w:r>
+        <w:t xml:space="preserve">R with the</w:t>
+      </w:r>
+      <w:r>
+        <w:t xml:space="preserve"> </w:t>
+      </w:r>
+      <w:r>
+        <w:rPr>
+          <w:rStyle w:val="VerbatimChar"/>
+        </w:rPr>
+        <w:t xml:space="preserve">QCA</w:t>
+      </w:r>
+      <w:r>
+        <w:t xml:space="preserve"> </w:t>
+      </w:r>
+      <w:r>
+        <w:t xml:space="preserve">(Dusa, 2019) and</w:t>
+      </w:r>
+      <w:r>
+        <w:t xml:space="preserve"> </w:t>
+      </w:r>
+      <w:r>
+        <w:rPr>
+          <w:rStyle w:val="VerbatimChar"/>
+        </w:rPr>
+        <w:t xml:space="preserve">SetMethods</w:t>
+      </w:r>
+      <w:r>
+        <w:t xml:space="preserve"> </w:t>
+      </w:r>
+      <w:r>
+        <w:t xml:space="preserve">packages (script:</w:t>
+      </w:r>
+      <w:r>
+        <w:t xml:space="preserve"> </w:t>
+      </w:r>
+      <w:r>
+        <w:rPr>
+          <w:rStyle w:val="VerbatimChar"/>
+        </w:rPr>
+        <w:t xml:space="preserve">analysis/fsqca.R</w:t>
+      </w:r>
+      <w:r>
+        <w:t xml:space="preserve">), or fsQCA 4.x as a cross-check.</w:t>
+      </w:r>
+    </w:p>
+    <w:bookmarkEnd w:id="27"/>
+    <w:bookmarkEnd w:id="28"/>
+    <w:bookmarkStart w:id="31" w:name="appendix-c-sampling-and-timeline"/>
+    <w:p>
+      <w:pPr>
+        <w:pStyle w:val="Heading1"/>
+      </w:pPr>
+      <w:r>
+        <w:t xml:space="preserve">Appendix C: Sampling and timeline</w:t>
+      </w:r>
+    </w:p>
+    <w:bookmarkStart w:id="29" w:name="X63c534312a77aa846e9196fd70523639db00521"/>
+    <w:p>
+      <w:pPr>
+        <w:pStyle w:val="Heading2"/>
+      </w:pPr>
+      <w:r>
+        <w:t xml:space="preserve">C.1 Quota grid (purposive diversity sampling)</w:t>
+      </w:r>
+    </w:p>
+    <w:p>
+      <w:pPr>
+        <w:pStyle w:val="FirstParagraph"/>
+      </w:pPr>
+      <w:r>
+        <w:t xml:space="preserve">Target 50 firms (minimum 40). The aim is to cover the configurations that theory expects, not to estimate population averages.</w:t>
+      </w:r>
+    </w:p>
+    <w:tbl>
+      <w:tblPr>
+        <w:tblStyle w:val="Table"/>
+        <w:tblW w:type="pct" w:w="5000"/>
+        <w:tblLook w:firstRow="1" w:lastRow="0" w:firstColumn="0" w:lastColumn="0" w:noHBand="0" w:noVBand="0" w:val="0020"/>
+        <w:jc w:val="start"/>
+      </w:tblPr>
+      <w:tblGrid>
+        <w:gridCol w:w="2640"/>
+        <w:gridCol w:w="2640"/>
+        <w:gridCol w:w="2640"/>
+      </w:tblGrid>
+      <w:tr>
+        <w:trPr>
+          <w:tblHeader w:val="true"/>
+        </w:trPr>
+        <w:tc>
+          <w:tcPr/>
+          <w:p>
+            <w:pPr>
+              <w:pStyle w:val="Compact"/>
+              <w:jc w:val="left"/>
+            </w:pPr>
+            <w:r>
+              <w:t xml:space="preserve">Dimension</w:t>
+            </w:r>
+          </w:p>
+        </w:tc>
+        <w:tc>
+          <w:tcPr/>
+          <w:p>
+            <w:pPr>
+              <w:pStyle w:val="Compact"/>
+              <w:jc w:val="left"/>
+            </w:pPr>
+            <w:r>
+              <w:t xml:space="preserve">Categories</w:t>
+            </w:r>
+          </w:p>
+        </w:tc>
+        <w:tc>
+          <w:tcPr/>
+          <w:p>
+            <w:pPr>
+              <w:pStyle w:val="Compact"/>
+              <w:jc w:val="left"/>
+            </w:pPr>
+            <w:r>
+              <w:t xml:space="preserve">Minimum per category</w:t>
+            </w:r>
+          </w:p>
+        </w:tc>
+      </w:tr>
+      <w:tr>
+        <w:tc>
+          <w:tcPr/>
+          <w:p>
+            <w:pPr>
+              <w:pStyle w:val="Compact"/>
+              <w:jc w:val="left"/>
+            </w:pPr>
+            <w:r>
+              <w:t xml:space="preserve">Cluster</w:t>
+            </w:r>
+          </w:p>
+        </w:tc>
+        <w:tc>
+          <w:tcPr/>
+          <w:p>
+            <w:pPr>
+              <w:pStyle w:val="Compact"/>
+              <w:jc w:val="left"/>
+            </w:pPr>
+            <w:r>
+              <w:t xml:space="preserve">Tiruppur/Coimbatore; NCR; Bengaluru; Ludhiana; Kolkata/other</w:t>
+            </w:r>
+          </w:p>
+        </w:tc>
+        <w:tc>
+          <w:tcPr/>
+          <w:p>
+            <w:pPr>
+              <w:pStyle w:val="Compact"/>
+              <w:jc w:val="left"/>
+            </w:pPr>
+            <w:r>
+              <w:t xml:space="preserve">6</w:t>
+            </w:r>
+          </w:p>
+        </w:tc>
+      </w:tr>
+      <w:tr>
+        <w:tc>
+          <w:tcPr/>
+          <w:p>
+            <w:pPr>
+              <w:pStyle w:val="Compact"/>
+              <w:jc w:val="left"/>
+            </w:pPr>
+            <w:r>
+              <w:t xml:space="preserve">Tier</w:t>
+            </w:r>
+          </w:p>
+        </w:tc>
+        <w:tc>
+          <w:tcPr/>
+          <w:p>
+            <w:pPr>
+              <w:pStyle w:val="Compact"/>
+              <w:jc w:val="left"/>
+            </w:pPr>
+            <w:r>
+              <w:t xml:space="preserve">Finished goods; intermediate (fabric/yarn)</w:t>
+            </w:r>
+          </w:p>
+        </w:tc>
+        <w:tc>
+          <w:tcPr/>
+          <w:p>
+            <w:pPr>
+              <w:pStyle w:val="Compact"/>
+              <w:jc w:val="left"/>
+            </w:pPr>
+            <w:r>
+              <w:t xml:space="preserve">12</w:t>
+            </w:r>
+          </w:p>
+        </w:tc>
+      </w:tr>
+      <w:tr>
+        <w:tc>
+          <w:tcPr/>
+          <w:p>
+            <w:pPr>
+              <w:pStyle w:val="Compact"/>
+              <w:jc w:val="left"/>
+            </w:pPr>
+            <w:r>
+              <w:t xml:space="preserve">Integration</w:t>
+            </w:r>
+          </w:p>
+        </w:tc>
+        <w:tc>
+          <w:tcPr/>
+          <w:p>
+            <w:pPr>
+              <w:pStyle w:val="Compact"/>
+              <w:jc w:val="left"/>
+            </w:pPr>
+            <w:r>
+              <w:t xml:space="preserve">Garment-only (VI ≤ 2); partly integrated (3–4); integrated (≥ 5)</w:t>
+            </w:r>
+          </w:p>
+        </w:tc>
+        <w:tc>
+          <w:tcPr/>
+          <w:p>
+            <w:pPr>
+              <w:pStyle w:val="Compact"/>
+              <w:jc w:val="left"/>
+            </w:pPr>
+            <w:r>
+              <w:t xml:space="preserve">10</w:t>
+            </w:r>
+          </w:p>
+        </w:tc>
+      </w:tr>
+      <w:tr>
+        <w:tc>
+          <w:tcPr/>
+          <w:p>
+            <w:pPr>
+              <w:pStyle w:val="Compact"/>
+              <w:jc w:val="left"/>
+            </w:pPr>
+            <w:r>
+              <w:t xml:space="preserve">Size</w:t>
+            </w:r>
+          </w:p>
+        </w:tc>
+        <w:tc>
+          <w:tcPr/>
+          <w:p>
+            <w:pPr>
+              <w:pStyle w:val="Compact"/>
+              <w:jc w:val="left"/>
+            </w:pPr>
+            <w:r>
+              <w:t xml:space="preserve">&lt; 250 employees; ≥ 250 employees</w:t>
+            </w:r>
+          </w:p>
+        </w:tc>
+        <w:tc>
+          <w:tcPr/>
+          <w:p>
+            <w:pPr>
+              <w:pStyle w:val="Compact"/>
+              <w:jc w:val="left"/>
+            </w:pPr>
+            <w:r>
+              <w:t xml:space="preserve">15</w:t>
+            </w:r>
+          </w:p>
+        </w:tc>
+      </w:tr>
+    </w:tbl>
+    <w:bookmarkEnd w:id="29"/>
+    <w:bookmarkStart w:id="30" w:name="c.2-timeline"/>
+    <w:p>
+      <w:pPr>
+        <w:pStyle w:val="Heading2"/>
+      </w:pPr>
+      <w:r>
+        <w:t xml:space="preserve">C.2 Timeline</w:t>
+      </w:r>
+    </w:p>
+    <w:tbl>
+      <w:tblPr>
+        <w:tblStyle w:val="Table"/>
+        <w:tblW w:type="pct" w:w="5000"/>
+        <w:tblLook w:firstRow="1" w:lastRow="0" w:firstColumn="0" w:lastColumn="0" w:noHBand="0" w:noVBand="0" w:val="0020"/>
+        <w:jc w:val="start"/>
+      </w:tblPr>
+      <w:tblGrid>
+        <w:gridCol w:w="2640"/>
+        <w:gridCol w:w="2640"/>
+        <w:gridCol w:w="2640"/>
+      </w:tblGrid>
+      <w:tr>
+        <w:trPr>
+          <w:tblHeader w:val="true"/>
+        </w:trPr>
+        <w:tc>
+          <w:tcPr/>
+          <w:p>
+            <w:pPr>
+              <w:pStyle w:val="Compact"/>
+              <w:jc w:val="left"/>
+            </w:pPr>
+            <w:r>
+              <w:t xml:space="preserve">Date</w:t>
+            </w:r>
+          </w:p>
+        </w:tc>
+        <w:tc>
+          <w:tcPr/>
+          <w:p>
+            <w:pPr>
+              <w:pStyle w:val="Compact"/>
+              <w:jc w:val="left"/>
+            </w:pPr>
+            <w:r>
+              <w:t xml:space="preserve">Milestone</w:t>
+            </w:r>
+          </w:p>
+        </w:tc>
+        <w:tc>
+          <w:tcPr/>
+          <w:p>
+            <w:pPr>
+              <w:pStyle w:val="Compact"/>
+              <w:jc w:val="left"/>
+            </w:pPr>
+            <w:r>
+              <w:t xml:space="preserve">Firms</w:t>
+            </w:r>
+          </w:p>
+        </w:tc>
+      </w:tr>
+      <w:tr>
+        <w:tc>
+          <w:tcPr/>
+          <w:p>
+            <w:pPr>
+              <w:pStyle w:val="Compact"/>
+              <w:jc w:val="left"/>
+            </w:pPr>
+            <w:r>
+              <w:t xml:space="preserve">Nov 2026</w:t>
+            </w:r>
+          </w:p>
+        </w:tc>
+        <w:tc>
+          <w:tcPr/>
+          <w:p>
+            <w:pPr>
+              <w:pStyle w:val="Compact"/>
+              <w:jc w:val="left"/>
+            </w:pPr>
+            <w:r>
+              <w:t xml:space="preserve">Ethics approval; expert review of items and anchors; 3–5 pretest interviews; contact AEPC and cluster associations</w:t>
+            </w:r>
+          </w:p>
+        </w:tc>
+        <w:tc>
+          <w:tcPr/>
+          <w:p>
+            <w:pPr>
+              <w:pStyle w:val="Compact"/>
+              <w:jc w:val="left"/>
+            </w:pPr>
+            <w:r>
+              <w:t xml:space="preserve">–</w:t>
+            </w:r>
+          </w:p>
+        </w:tc>
+      </w:tr>
+      <w:tr>
+        <w:tc>
+          <w:tcPr/>
+          <w:p>
+            <w:pPr>
+              <w:pStyle w:val="Compact"/>
+              <w:jc w:val="left"/>
+            </w:pPr>
+            <w:r>
+              <w:t xml:space="preserve">Dec 2026</w:t>
+            </w:r>
+          </w:p>
+        </w:tc>
+        <w:tc>
+          <w:tcPr/>
+          <w:p>
+            <w:pPr>
+              <w:pStyle w:val="Compact"/>
+              <w:jc w:val="left"/>
+            </w:pPr>
+            <w:r>
+              <w:t xml:space="preserve">Fieldwork starts</w:t>
+            </w:r>
+          </w:p>
+        </w:tc>
+        <w:tc>
+          <w:tcPr/>
+          <w:p>
+            <w:pPr>
+              <w:pStyle w:val="Compact"/>
+              <w:jc w:val="left"/>
+            </w:pPr>
+            <w:r>
+              <w:t xml:space="preserve">~10</w:t>
+            </w:r>
+          </w:p>
+        </w:tc>
+      </w:tr>
+      <w:tr>
+        <w:tc>
+          <w:tcPr/>
+          <w:p>
+            <w:pPr>
+              <w:pStyle w:val="Compact"/>
+              <w:jc w:val="left"/>
+            </w:pPr>
+            <w:r>
+              <w:t xml:space="preserve">31 Dec 2026</w:t>
+            </w:r>
+          </w:p>
+        </w:tc>
+        <w:tc>
+          <w:tcPr/>
+          <w:p>
+            <w:pPr>
+              <w:pStyle w:val="Compact"/>
+              <w:jc w:val="left"/>
+            </w:pPr>
+            <w:r>
+              <w:rPr>
+                <w:bCs/>
+                <w:b/>
+              </w:rPr>
+              <w:t xml:space="preserve">Abstract submitted</w:t>
+            </w:r>
+          </w:p>
+        </w:tc>
+        <w:tc>
+          <w:tcPr/>
+          <w:p>
+            <w:pPr>
+              <w:pStyle w:val="Compact"/>
+              <w:jc w:val="left"/>
+            </w:pPr>
+            <w:r>
+              <w:t xml:space="preserve">–</w:t>
+            </w:r>
+          </w:p>
+        </w:tc>
+      </w:tr>
+      <w:tr>
+        <w:tc>
+          <w:tcPr/>
+          <w:p>
+            <w:pPr>
+              <w:pStyle w:val="Compact"/>
+              <w:jc w:val="left"/>
+            </w:pPr>
+            <w:r>
+              <w:t xml:space="preserve">Jan 2027</w:t>
+            </w:r>
+          </w:p>
+        </w:tc>
+        <w:tc>
+          <w:tcPr/>
+          <w:p>
+            <w:pPr>
+              <w:pStyle w:val="Compact"/>
+              <w:jc w:val="left"/>
+            </w:pPr>
+            <w:r>
+              <w:t xml:space="preserve">Fieldwork continues; 15 Jan STF feedback; end-Jan workshop</w:t>
+            </w:r>
+          </w:p>
+        </w:tc>
+        <w:tc>
+          <w:tcPr/>
+          <w:p>
+            <w:pPr>
+              <w:pStyle w:val="Compact"/>
+              <w:jc w:val="left"/>
+            </w:pPr>
+            <w:r>
+              <w:t xml:space="preserve">~20</w:t>
+            </w:r>
+          </w:p>
+        </w:tc>
+      </w:tr>
+      <w:tr>
+        <w:tc>
+          <w:tcPr/>
+          <w:p>
+            <w:pPr>
+              <w:pStyle w:val="Compact"/>
+              <w:jc w:val="left"/>
+            </w:pPr>
+            <w:r>
+              <w:t xml:space="preserve">Feb 2027</w:t>
+            </w:r>
+          </w:p>
+        </w:tc>
+        <w:tc>
+          <w:tcPr/>
+          <w:p>
+            <w:pPr>
+              <w:pStyle w:val="Compact"/>
+              <w:jc w:val="left"/>
+            </w:pPr>
+            <w:r>
+              <w:t xml:space="preserve">Fieldwork closes</w:t>
+            </w:r>
+          </w:p>
+        </w:tc>
+        <w:tc>
+          <w:tcPr/>
+          <w:p>
+            <w:pPr>
+              <w:pStyle w:val="Compact"/>
+              <w:jc w:val="left"/>
+            </w:pPr>
+            <w:r>
+              <w:t xml:space="preserve">~20 (cumulative 50)</w:t>
+            </w:r>
+          </w:p>
+        </w:tc>
+      </w:tr>
+      <w:tr>
+        <w:tc>
+          <w:tcPr/>
+          <w:p>
+            <w:pPr>
+              <w:pStyle w:val="Compact"/>
+              <w:jc w:val="left"/>
+            </w:pPr>
+            <w:r>
+              <w:t xml:space="preserve">Mar 2027</w:t>
+            </w:r>
+          </w:p>
+        </w:tc>
+        <w:tc>
+          <w:tcPr/>
+          <w:p>
+            <w:pPr>
+              <w:pStyle w:val="Compact"/>
+              <w:jc w:val="left"/>
+            </w:pPr>
+            <w:r>
+              <w:t xml:space="preserve">Calibration, necessity and sufficiency analyses, robustness, case vignettes</w:t>
+            </w:r>
+          </w:p>
+        </w:tc>
+        <w:tc>
+          <w:tcPr/>
+          <w:p>
+            <w:pPr>
+              <w:pStyle w:val="Compact"/>
+              <w:jc w:val="left"/>
+            </w:pPr>
+            <w:r>
+              <w:t xml:space="preserve">–</w:t>
+            </w:r>
+          </w:p>
+        </w:tc>
+      </w:tr>
+      <w:tr>
+        <w:tc>
+          <w:tcPr/>
+          <w:p>
+            <w:pPr>
+              <w:pStyle w:val="Compact"/>
+              <w:jc w:val="left"/>
+            </w:pPr>
+            <w:r>
+              <w:t xml:space="preserve">Apr 2027</w:t>
+            </w:r>
+          </w:p>
+        </w:tc>
+        <w:tc>
+          <w:tcPr/>
+          <w:p>
+            <w:pPr>
+              <w:pStyle w:val="Compact"/>
+              <w:jc w:val="left"/>
+            </w:pPr>
+            <w:r>
+              <w:t xml:space="preserve">Writing;</w:t>
+            </w:r>
+            <w:r>
+              <w:t xml:space="preserve"> </w:t>
+            </w:r>
+            <w:r>
+              <w:rPr>
+                <w:bCs/>
+                <w:b/>
+              </w:rPr>
+              <w:t xml:space="preserve">submit within 1–30 April</w:t>
+            </w:r>
+          </w:p>
+        </w:tc>
+        <w:tc>
+          <w:tcPr/>
+          <w:p>
+            <w:pPr>
+              <w:pStyle w:val="Compact"/>
+              <w:jc w:val="left"/>
+            </w:pPr>
+            <w:r>
+              <w:t xml:space="preserve">–</w:t>
+            </w:r>
+          </w:p>
+        </w:tc>
+      </w:tr>
+    </w:tbl>
+    <w:p>
+      <w:pPr>
+        <w:pStyle w:val="BodyText"/>
+      </w:pPr>
+      <w:r>
+        <w:t xml:space="preserve">That is about</w:t>
+      </w:r>
+      <w:r>
+        <w:t xml:space="preserve"> </w:t>
+      </w:r>
       <w:r>
         <w:rPr>
           <w:bCs/>
           <w:b/>
         </w:rPr>
-        <w:t xml:space="preserve">Contact strategy.</w:t>
-      </w:r>
-      <w:r>
-        <w:t xml:space="preserve"> </w:t>
-      </w:r>
-      <w:r>
-        <w:t xml:space="preserve">Pre-notification letter co-signed by an industry association if possible; personalised email with a link; phone follow-up by trained enumerators; a benchmark report offered as an incentive.</w:t>
+        <w:t xml:space="preserve">4–5 interviews per week</w:t>
+      </w:r>
+      <w:r>
+        <w:t xml:space="preserve"> </w:t>
+      </w:r>
+      <w:r>
+        <w:t xml:space="preserve">over 11 weeks, which two researchers can manage with association referrals.</w:t>
       </w:r>
     </w:p>
     <w:bookmarkEnd w:id="30"/>
+    <w:bookmarkEnd w:id="31"/>
     <w:sectPr/>
   </w:body>
 </w:document>
@@ -2149,48 +2721,6 @@
   </w:num>
   <w:num w:numId="1002">
     <w:abstractNumId w:val="991"/>
-  </w:num>
-  <w:num w:numId="1003">
-    <w:abstractNumId w:val="991"/>
-  </w:num>
-  <w:num w:numId="1004">
-    <w:abstractNumId w:val="991"/>
-  </w:num>
-  <w:num w:numId="1005">
-    <w:abstractNumId w:val="991"/>
-  </w:num>
-  <w:num w:numId="1006">
-    <w:abstractNumId w:val="991"/>
-  </w:num>
-  <w:num w:numId="1007">
-    <w:abstractNumId w:val="99411"/>
-    <w:lvlOverride w:ilvl="0">
-      <w:startOverride w:val="1"/>
-    </w:lvlOverride>
-    <w:lvlOverride w:ilvl="1">
-      <w:startOverride w:val="1"/>
-    </w:lvlOverride>
-    <w:lvlOverride w:ilvl="2">
-      <w:startOverride w:val="1"/>
-    </w:lvlOverride>
-    <w:lvlOverride w:ilvl="3">
-      <w:startOverride w:val="1"/>
-    </w:lvlOverride>
-    <w:lvlOverride w:ilvl="4">
-      <w:startOverride w:val="1"/>
-    </w:lvlOverride>
-    <w:lvlOverride w:ilvl="5">
-      <w:startOverride w:val="1"/>
-    </w:lvlOverride>
-    <w:lvlOverride w:ilvl="6">
-      <w:startOverride w:val="1"/>
-    </w:lvlOverride>
-    <w:lvlOverride w:ilvl="7">
-      <w:startOverride w:val="1"/>
-    </w:lvlOverride>
-    <w:lvlOverride w:ilvl="8">
-      <w:startOverride w:val="1"/>
-    </w:lvlOverride>
   </w:num>
 </w:numbering>
 </file>

--- a/dpp-textile-jbl/04_online_appendix.docx
+++ b/dpp-textile-jbl/04_online_appendix.docx
@@ -489,6 +489,92 @@
               <w:jc w:val="left"/>
             </w:pPr>
             <w:r>
+              <w:t xml:space="preserve">Formal circularity (CSCF)</w:t>
+            </w:r>
+          </w:p>
+        </w:tc>
+        <w:tc>
+          <w:tcPr/>
+          <w:p>
+            <w:pPr>
+              <w:pStyle w:val="Compact"/>
+              <w:jc w:val="left"/>
+            </w:pPr>
+            <w:r>
+              <w:t xml:space="preserve">Outcome 2b</w:t>
+            </w:r>
+          </w:p>
+        </w:tc>
+        <w:tc>
+          <w:tcPr/>
+          <w:p>
+            <w:pPr>
+              <w:pStyle w:val="Compact"/>
+              <w:jc w:val="left"/>
+            </w:pPr>
+            <w:r>
+              <w:t xml:space="preserve">CSC_2, CSC_3, CSC_5 in place (0–3)</w:t>
+            </w:r>
+          </w:p>
+        </w:tc>
+        <w:tc>
+          <w:tcPr/>
+          <w:p>
+            <w:pPr>
+              <w:pStyle w:val="Compact"/>
+              <w:jc w:val="left"/>
+            </w:pPr>
+            <w:r>
+              <w:t xml:space="preserve">0</w:t>
+            </w:r>
+          </w:p>
+        </w:tc>
+        <w:tc>
+          <w:tcPr/>
+          <w:p>
+            <w:pPr>
+              <w:pStyle w:val="Compact"/>
+              <w:jc w:val="left"/>
+            </w:pPr>
+            <w:r>
+              <w:t xml:space="preserve">1.5</w:t>
+            </w:r>
+          </w:p>
+        </w:tc>
+        <w:tc>
+          <w:tcPr/>
+          <w:p>
+            <w:pPr>
+              <w:pStyle w:val="Compact"/>
+              <w:jc w:val="left"/>
+            </w:pPr>
+            <w:r>
+              <w:t xml:space="preserve">3</w:t>
+            </w:r>
+          </w:p>
+        </w:tc>
+        <w:tc>
+          <w:tcPr/>
+          <w:p>
+            <w:pPr>
+              <w:pStyle w:val="Compact"/>
+              <w:jc w:val="left"/>
+            </w:pPr>
+            <w:r>
+              <w:t xml:space="preserve">Separates brand-led circular practice from informal waste sale and surplus resale, which need no product data</w:t>
+            </w:r>
+          </w:p>
+        </w:tc>
+      </w:tr>
+      <w:tr>
+        <w:tc>
+          <w:tcPr/>
+          <w:p>
+            <w:pPr>
+              <w:pStyle w:val="Compact"/>
+              <w:jc w:val="left"/>
+            </w:pPr>
+            <w:r>
               <w:t xml:space="preserve">Digital traceability (DTC)</w:t>
             </w:r>
           </w:p>
@@ -1223,6 +1309,18 @@
           <w:i/>
         </w:rPr>
         <w:t xml:space="preserve">in degree</w:t>
+      </w:r>
+    </w:p>
+    <w:p>
+      <w:pPr>
+        <w:numPr>
+          <w:ilvl w:val="0"/>
+          <w:numId w:val="1002"/>
+        </w:numPr>
+        <w:pStyle w:val="Compact"/>
+      </w:pPr>
+      <w:r>
+        <w:t xml:space="preserve">Buyer pressure is expected to be near-universal among EU suppliers, so its RoN is reported explicitly. A condition present in almost all cases can pass the consistency test while being trivial</w:t>
       </w:r>
     </w:p>
     <w:bookmarkEnd w:id="23"/>
@@ -1504,19 +1602,19 @@
               <w:jc w:val="left"/>
             </w:pPr>
             <w:r>
-              <w:t xml:space="preserve">Outcome 2 (CSC)</w:t>
-            </w:r>
-          </w:p>
-        </w:tc>
-        <w:tc>
-          <w:tcPr/>
-          <w:p>
-            <w:pPr>
-              <w:pStyle w:val="Compact"/>
-              <w:jc w:val="left"/>
-            </w:pPr>
-            <w:r>
-              <w:t xml:space="preserve">Conditions: DPR, VI, MDS, BTP, CERT. P4 is supported if DPR alone is not sufficient (consistency &lt; 0.80) and appears only in conjunction with other conditions</w:t>
+              <w:t xml:space="preserve">Outcome 2 (CSC and CSCF)</w:t>
+            </w:r>
+          </w:p>
+        </w:tc>
+        <w:tc>
+          <w:tcPr/>
+          <w:p>
+            <w:pPr>
+              <w:pStyle w:val="Compact"/>
+              <w:jc w:val="left"/>
+            </w:pPr>
+            <w:r>
+              <w:t xml:space="preserve">Run for all circular practices and for formal practices only. Conditions: DPR, VI, MDS, BTP, CERT. P4 is supported if DPR alone is not sufficient (consistency &lt; 0.80) and appears only in conjunction with other conditions</w:t>
             </w:r>
           </w:p>
         </w:tc>
@@ -1770,7 +1868,22 @@
         <w:pStyle w:val="FirstParagraph"/>
       </w:pPr>
       <w:r>
-        <w:t xml:space="preserve">R with the</w:t>
+        <w:t xml:space="preserve">Primary:</w:t>
+      </w:r>
+      <w:r>
+        <w:t xml:space="preserve"> </w:t>
+      </w:r>
+      <w:r>
+        <w:rPr>
+          <w:rStyle w:val="VerbatimChar"/>
+        </w:rPr>
+        <w:t xml:space="preserve">analysis/fsqca.py</w:t>
+      </w:r>
+      <w:r>
+        <w:t xml:space="preserve"> </w:t>
+      </w:r>
+      <w:r>
+        <w:t xml:space="preserve">(Python implementation of this protocol). Cross-check: R with the</w:t>
       </w:r>
       <w:r>
         <w:t xml:space="preserve"> </w:t>
@@ -1800,10 +1913,7 @@
         <w:t xml:space="preserve"> </w:t>
       </w:r>
       <w:r>
-        <w:t xml:space="preserve">packages (script:</w:t>
-      </w:r>
-      <w:r>
-        <w:t xml:space="preserve"> </w:t>
+        <w:t xml:space="preserve">packages (</w:t>
       </w:r>
       <w:r>
         <w:rPr>
@@ -1812,7 +1922,7 @@
         <w:t xml:space="preserve">analysis/fsqca.R</w:t>
       </w:r>
       <w:r>
-        <w:t xml:space="preserve">), or fsQCA 4.x as a cross-check.</w:t>
+        <w:t xml:space="preserve">), or fsQCA 4.x.</w:t>
       </w:r>
     </w:p>
     <w:bookmarkEnd w:id="27"/>

--- a/dpp-textile-jbl/04_online_appendix.docx
+++ b/dpp-textile-jbl/04_online_appendix.docx
@@ -2027,19 +2027,19 @@
               <w:jc w:val="left"/>
             </w:pPr>
             <w:r>
-              <w:t xml:space="preserve">Tiruppur/Coimbatore; NCR; Bengaluru; Ludhiana; Kolkata/other</w:t>
-            </w:r>
-          </w:p>
-        </w:tc>
-        <w:tc>
-          <w:tcPr/>
-          <w:p>
-            <w:pPr>
-              <w:pStyle w:val="Compact"/>
-              <w:jc w:val="left"/>
-            </w:pPr>
-            <w:r>
-              <w:t xml:space="preserve">6</w:t>
+              <w:t xml:space="preserve">Tiruppur/Coimbatore; NCR; Bengaluru; Ludhiana; Panipat (certified recyclers); Kolkata/other</w:t>
+            </w:r>
+          </w:p>
+        </w:tc>
+        <w:tc>
+          <w:tcPr/>
+          <w:p>
+            <w:pPr>
+              <w:pStyle w:val="Compact"/>
+              <w:jc w:val="left"/>
+            </w:pPr>
+            <w:r>
+              <w:t xml:space="preserve">5</w:t>
             </w:r>
           </w:p>
         </w:tc>

--- a/dpp-textile-jbl/04_online_appendix.docx
+++ b/dpp-textile-jbl/04_online_appendix.docx
@@ -833,6 +833,193 @@
               <w:jc w:val="left"/>
             </w:pPr>
             <w:r>
+              <w:t xml:space="preserve">Chain-of-custody certification (CERT)</w:t>
+            </w:r>
+          </w:p>
+        </w:tc>
+        <w:tc>
+          <w:tcPr/>
+          <w:p>
+            <w:pPr>
+              <w:pStyle w:val="Compact"/>
+              <w:jc w:val="left"/>
+            </w:pPr>
+            <w:r>
+              <w:t xml:space="preserve">Condition (</w:t>
+            </w:r>
+            <w:r>
+              <w:t xml:space="preserve">“</w:t>
+            </w:r>
+            <w:r>
+              <w:t xml:space="preserve">borrowed</w:t>
+            </w:r>
+            <w:r>
+              <w:t xml:space="preserve">”</w:t>
+            </w:r>
+            <w:r>
+              <w:t xml:space="preserve"> </w:t>
+            </w:r>
+            <w:r>
+              <w:t xml:space="preserve">data)</w:t>
+            </w:r>
+          </w:p>
+        </w:tc>
+        <w:tc>
+          <w:tcPr/>
+          <w:p>
+            <w:pPr>
+              <w:pStyle w:val="Compact"/>
+              <w:jc w:val="left"/>
+            </w:pPr>
+            <w:r>
+              <w:t xml:space="preserve">% of EU shipments under GOTS/GRS/RCS/OCS transaction certificates (item B7)</w:t>
+            </w:r>
+          </w:p>
+        </w:tc>
+        <w:tc>
+          <w:tcPr/>
+          <w:p>
+            <w:pPr>
+              <w:pStyle w:val="Compact"/>
+              <w:jc w:val="left"/>
+            </w:pPr>
+            <w:r>
+              <w:t xml:space="preserve">5</w:t>
+            </w:r>
+          </w:p>
+        </w:tc>
+        <w:tc>
+          <w:tcPr/>
+          <w:p>
+            <w:pPr>
+              <w:pStyle w:val="Compact"/>
+              <w:jc w:val="left"/>
+            </w:pPr>
+            <w:r>
+              <w:t xml:space="preserve">50</w:t>
+            </w:r>
+          </w:p>
+        </w:tc>
+        <w:tc>
+          <w:tcPr/>
+          <w:p>
+            <w:pPr>
+              <w:pStyle w:val="Compact"/>
+              <w:jc w:val="left"/>
+            </w:pPr>
+            <w:r>
+              <w:t xml:space="preserve">90</w:t>
+            </w:r>
+          </w:p>
+        </w:tc>
+        <w:tc>
+          <w:tcPr/>
+          <w:p>
+            <w:pPr>
+              <w:pStyle w:val="Compact"/>
+              <w:jc w:val="left"/>
+            </w:pPr>
+            <w:r>
+              <w:t xml:space="preserve">Majority of EU volume certified vs. essentially none; certificate sighted</w:t>
+            </w:r>
+          </w:p>
+        </w:tc>
+      </w:tr>
+      <w:tr>
+        <w:tc>
+          <w:tcPr/>
+          <w:p>
+            <w:pPr>
+              <w:pStyle w:val="Compact"/>
+              <w:jc w:val="left"/>
+            </w:pPr>
+            <w:r>
+              <w:t xml:space="preserve">Data-appropriation concern (DAC)</w:t>
+            </w:r>
+          </w:p>
+        </w:tc>
+        <w:tc>
+          <w:tcPr/>
+          <w:p>
+            <w:pPr>
+              <w:pStyle w:val="Compact"/>
+              <w:jc w:val="left"/>
+            </w:pPr>
+            <w:r>
+              <w:t xml:space="preserve">Condition</w:t>
+            </w:r>
+          </w:p>
+        </w:tc>
+        <w:tc>
+          <w:tcPr/>
+          <w:p>
+            <w:pPr>
+              <w:pStyle w:val="Compact"/>
+              <w:jc w:val="left"/>
+            </w:pPr>
+            <w:r>
+              <w:t xml:space="preserve">Mean of 3 items (1–7)</w:t>
+            </w:r>
+          </w:p>
+        </w:tc>
+        <w:tc>
+          <w:tcPr/>
+          <w:p>
+            <w:pPr>
+              <w:pStyle w:val="Compact"/>
+              <w:jc w:val="left"/>
+            </w:pPr>
+            <w:r>
+              <w:t xml:space="preserve">2</w:t>
+            </w:r>
+          </w:p>
+        </w:tc>
+        <w:tc>
+          <w:tcPr/>
+          <w:p>
+            <w:pPr>
+              <w:pStyle w:val="Compact"/>
+              <w:jc w:val="left"/>
+            </w:pPr>
+            <w:r>
+              <w:t xml:space="preserve">4</w:t>
+            </w:r>
+          </w:p>
+        </w:tc>
+        <w:tc>
+          <w:tcPr/>
+          <w:p>
+            <w:pPr>
+              <w:pStyle w:val="Compact"/>
+              <w:jc w:val="left"/>
+            </w:pPr>
+            <w:r>
+              <w:t xml:space="preserve">6</w:t>
+            </w:r>
+          </w:p>
+        </w:tc>
+        <w:tc>
+          <w:tcPr/>
+          <w:p>
+            <w:pPr>
+              <w:pStyle w:val="Compact"/>
+              <w:jc w:val="left"/>
+            </w:pPr>
+            <w:r>
+              <w:t xml:space="preserve">As above</w:t>
+            </w:r>
+          </w:p>
+        </w:tc>
+      </w:tr>
+      <w:tr>
+        <w:tc>
+          <w:tcPr/>
+          <w:p>
+            <w:pPr>
+              <w:pStyle w:val="Compact"/>
+              <w:jc w:val="left"/>
+            </w:pPr>
+            <w:r>
               <w:t xml:space="preserve">Buyer pressure (BTP)</w:t>
             </w:r>
           </w:p>
@@ -845,7 +1032,7 @@
               <w:jc w:val="left"/>
             </w:pPr>
             <w:r>
-              <w:t xml:space="preserve">Condition</w:t>
+              <w:t xml:space="preserve">Background condition; robustness R4 and R7</w:t>
             </w:r>
           </w:p>
         </w:tc>
@@ -941,179 +1128,93 @@
               <w:t xml:space="preserve"> </w:t>
             </w:r>
             <w:r>
-              <w:t xml:space="preserve">(6)</w:t>
-            </w:r>
-          </w:p>
-        </w:tc>
-      </w:tr>
-      <w:tr>
-        <w:tc>
-          <w:tcPr/>
-          <w:p>
-            <w:pPr>
-              <w:pStyle w:val="Compact"/>
-              <w:jc w:val="left"/>
-            </w:pPr>
-            <w:r>
-              <w:t xml:space="preserve">Data-appropriation concern (DAC)</w:t>
-            </w:r>
-          </w:p>
-        </w:tc>
-        <w:tc>
-          <w:tcPr/>
-          <w:p>
-            <w:pPr>
-              <w:pStyle w:val="Compact"/>
-              <w:jc w:val="left"/>
-            </w:pPr>
-            <w:r>
-              <w:t xml:space="preserve">Condition</w:t>
-            </w:r>
-          </w:p>
-        </w:tc>
-        <w:tc>
-          <w:tcPr/>
-          <w:p>
-            <w:pPr>
-              <w:pStyle w:val="Compact"/>
-              <w:jc w:val="left"/>
-            </w:pPr>
-            <w:r>
-              <w:t xml:space="preserve">Mean of 3 items (1–7)</w:t>
-            </w:r>
-          </w:p>
-        </w:tc>
-        <w:tc>
-          <w:tcPr/>
-          <w:p>
-            <w:pPr>
-              <w:pStyle w:val="Compact"/>
-              <w:jc w:val="left"/>
-            </w:pPr>
-            <w:r>
-              <w:t xml:space="preserve">2</w:t>
-            </w:r>
-          </w:p>
-        </w:tc>
-        <w:tc>
-          <w:tcPr/>
-          <w:p>
-            <w:pPr>
-              <w:pStyle w:val="Compact"/>
-              <w:jc w:val="left"/>
-            </w:pPr>
-            <w:r>
-              <w:t xml:space="preserve">4</w:t>
-            </w:r>
-          </w:p>
-        </w:tc>
-        <w:tc>
-          <w:tcPr/>
-          <w:p>
-            <w:pPr>
-              <w:pStyle w:val="Compact"/>
-              <w:jc w:val="left"/>
-            </w:pPr>
-            <w:r>
-              <w:t xml:space="preserve">6</w:t>
-            </w:r>
-          </w:p>
-        </w:tc>
-        <w:tc>
-          <w:tcPr/>
-          <w:p>
-            <w:pPr>
-              <w:pStyle w:val="Compact"/>
-              <w:jc w:val="left"/>
-            </w:pPr>
-            <w:r>
-              <w:t xml:space="preserve">As above</w:t>
-            </w:r>
-          </w:p>
-        </w:tc>
-      </w:tr>
-      <w:tr>
-        <w:tc>
-          <w:tcPr/>
-          <w:p>
-            <w:pPr>
-              <w:pStyle w:val="Compact"/>
-              <w:jc w:val="left"/>
-            </w:pPr>
-            <w:r>
-              <w:t xml:space="preserve">Certifications (CERT)</w:t>
-            </w:r>
-          </w:p>
-        </w:tc>
-        <w:tc>
-          <w:tcPr/>
-          <w:p>
-            <w:pPr>
-              <w:pStyle w:val="Compact"/>
-              <w:jc w:val="left"/>
-            </w:pPr>
-            <w:r>
-              <w:t xml:space="preserve">Robustness only</w:t>
-            </w:r>
-          </w:p>
-        </w:tc>
-        <w:tc>
-          <w:tcPr/>
-          <w:p>
-            <w:pPr>
-              <w:pStyle w:val="Compact"/>
-              <w:jc w:val="left"/>
-            </w:pPr>
-            <w:r>
-              <w:t xml:space="preserve">Number held</w:t>
-            </w:r>
-          </w:p>
-        </w:tc>
-        <w:tc>
-          <w:tcPr/>
-          <w:p>
-            <w:pPr>
-              <w:pStyle w:val="Compact"/>
-              <w:jc w:val="left"/>
-            </w:pPr>
-            <w:r>
-              <w:t xml:space="preserve">0</w:t>
-            </w:r>
-          </w:p>
-        </w:tc>
-        <w:tc>
-          <w:tcPr/>
-          <w:p>
-            <w:pPr>
-              <w:pStyle w:val="Compact"/>
-              <w:jc w:val="left"/>
-            </w:pPr>
-            <w:r>
-              <w:t xml:space="preserve">1.5</w:t>
-            </w:r>
-          </w:p>
-        </w:tc>
-        <w:tc>
-          <w:tcPr/>
-          <w:p>
-            <w:pPr>
-              <w:pStyle w:val="Compact"/>
-              <w:jc w:val="left"/>
-            </w:pPr>
-            <w:r>
-              <w:t xml:space="preserve">3</w:t>
-            </w:r>
-          </w:p>
-        </w:tc>
-        <w:tc>
-          <w:tcPr/>
-          <w:p>
-            <w:pPr>
-              <w:pStyle w:val="Compact"/>
-              <w:jc w:val="left"/>
-            </w:pPr>
-            <w:r>
-              <w:t xml:space="preserve">Swapped in for BTP in robustness check R4</w:t>
+              <w:t xml:space="preserve">(6). Expected to be near-universal</w:t>
+            </w:r>
+          </w:p>
+        </w:tc>
+      </w:tr>
+      <w:tr>
+        <w:tc>
+          <w:tcPr/>
+          <w:p>
+            <w:pPr>
+              <w:pStyle w:val="Compact"/>
+              <w:jc w:val="left"/>
+            </w:pPr>
+            <w:r>
+              <w:t xml:space="preserve">Firm size (SIZE)</w:t>
+            </w:r>
+          </w:p>
+        </w:tc>
+        <w:tc>
+          <w:tcPr/>
+          <w:p>
+            <w:pPr>
+              <w:pStyle w:val="Compact"/>
+              <w:jc w:val="left"/>
+            </w:pPr>
+            <w:r>
+              <w:t xml:space="preserve">Condition for circularity only</w:t>
+            </w:r>
+          </w:p>
+        </w:tc>
+        <w:tc>
+          <w:tcPr/>
+          <w:p>
+            <w:pPr>
+              <w:pStyle w:val="Compact"/>
+              <w:jc w:val="left"/>
+            </w:pPr>
+            <w:r>
+              <w:t xml:space="preserve">Employees</w:t>
+            </w:r>
+          </w:p>
+        </w:tc>
+        <w:tc>
+          <w:tcPr/>
+          <w:p>
+            <w:pPr>
+              <w:pStyle w:val="Compact"/>
+              <w:jc w:val="left"/>
+            </w:pPr>
+            <w:r>
+              <w:t xml:space="preserve">50</w:t>
+            </w:r>
+          </w:p>
+        </w:tc>
+        <w:tc>
+          <w:tcPr/>
+          <w:p>
+            <w:pPr>
+              <w:pStyle w:val="Compact"/>
+              <w:jc w:val="left"/>
+            </w:pPr>
+            <w:r>
+              <w:t xml:space="preserve">250</w:t>
+            </w:r>
+          </w:p>
+        </w:tc>
+        <w:tc>
+          <w:tcPr/>
+          <w:p>
+            <w:pPr>
+              <w:pStyle w:val="Compact"/>
+              <w:jc w:val="left"/>
+            </w:pPr>
+            <w:r>
+              <w:t xml:space="preserve">1000</w:t>
+            </w:r>
+          </w:p>
+        </w:tc>
+        <w:tc>
+          <w:tcPr/>
+          <w:p>
+            <w:pPr>
+              <w:pStyle w:val="Compact"/>
+              <w:jc w:val="left"/>
+            </w:pPr>
+            <w:r>
+              <w:t xml:space="preserve">Formal circular programmes are expected to need scale</w:t>
             </w:r>
           </w:p>
         </w:tc>
@@ -1198,7 +1299,7 @@
         <w:t xml:space="preserve"> </w:t>
       </w:r>
       <w:r>
-        <w:t xml:space="preserve">five of the seven sets are checklists of current practice or counts, not attitudes, so they don’t depend on latent constructs. Sample documents are sighted where possible, and the share verified is reported.</w:t>
+        <w:t xml:space="preserve">six of the eight sets are checklists, shares of current practice or counts, not attitudes, so they don’t depend on latent constructs. Sample documents are sighted where possible, and the share verified is reported.</w:t>
       </w:r>
     </w:p>
     <w:p>
@@ -1512,6 +1613,32 @@
               <w:jc w:val="left"/>
             </w:pPr>
             <w:r>
+              <w:t xml:space="preserve">Conditions</w:t>
+            </w:r>
+          </w:p>
+        </w:tc>
+        <w:tc>
+          <w:tcPr/>
+          <w:p>
+            <w:pPr>
+              <w:pStyle w:val="Compact"/>
+              <w:jc w:val="left"/>
+            </w:pPr>
+            <w:r>
+              <w:t xml:space="preserve">VI, DTC, MDS, CERT, DAC (BTP is a background condition)</w:t>
+            </w:r>
+          </w:p>
+        </w:tc>
+      </w:tr>
+      <w:tr>
+        <w:tc>
+          <w:tcPr/>
+          <w:p>
+            <w:pPr>
+              <w:pStyle w:val="Compact"/>
+              <w:jc w:val="left"/>
+            </w:pPr>
+            <w:r>
               <w:t xml:space="preserve">Directional expectations (high DPR)</w:t>
             </w:r>
           </w:p>
@@ -1524,7 +1651,7 @@
               <w:jc w:val="left"/>
             </w:pPr>
             <w:r>
-              <w:t xml:space="preserve">DTC present; VI present; MDS present; BTP present; DAC absent</w:t>
+              <w:t xml:space="preserve">DTC present; VI present; MDS present; CERT present; DAC absent</w:t>
             </w:r>
           </w:p>
         </w:tc>
@@ -1550,7 +1677,7 @@
               <w:jc w:val="left"/>
             </w:pPr>
             <w:r>
-              <w:t xml:space="preserve">DTC absent; VI absent; MDS absent; BTP present (pressure without capacity); DAC present</w:t>
+              <w:t xml:space="preserve">DTC absent; VI absent; MDS absent; CERT absent; DAC present</w:t>
             </w:r>
           </w:p>
         </w:tc>
@@ -1614,7 +1741,7 @@
               <w:jc w:val="left"/>
             </w:pPr>
             <w:r>
-              <w:t xml:space="preserve">Run for all circular practices and for formal practices only. Conditions: DPR, VI, MDS, BTP, CERT. P4 is supported if DPR alone is not sufficient (consistency &lt; 0.80) and appears only in conjunction with other conditions</w:t>
+              <w:t xml:space="preserve">Run for all circular practices and for formal practices only. Conditions: DPR, VI, MDS, CERT, SIZE. P4 is supported if DPR alone is not sufficient for formal circularity (consistency &lt; 0.80), while informal practices occur regardless of readiness</w:t>
             </w:r>
           </w:p>
         </w:tc>
@@ -1633,7 +1760,7 @@
     <w:tbl>
       <w:tblPr>
         <w:tblStyle w:val="Table"/>
-        <w:tblW w:type="auto" w:w="0"/>
+        <w:tblW w:type="pct" w:w="5000"/>
         <w:tblLook w:firstRow="1" w:lastRow="0" w:firstColumn="0" w:lastColumn="0" w:noHBand="0" w:noVBand="0" w:val="0020"/>
         <w:jc w:val="start"/>
       </w:tblPr>
@@ -1769,7 +1896,7 @@
               <w:jc w:val="left"/>
             </w:pPr>
             <w:r>
-              <w:t xml:space="preserve">CERT substituted for BTP</w:t>
+              <w:t xml:space="preserve">BTP substituted for CERT</w:t>
             </w:r>
           </w:p>
         </w:tc>
@@ -1821,7 +1948,33 @@
               <w:jc w:val="left"/>
             </w:pPr>
             <w:r>
-              <w:t xml:space="preserve">DPR recomputed without DPR_7 (format/time item)</w:t>
+              <w:t xml:space="preserve">DPR recomputed without DPR_7 (format/time item; anchors 1 / 3 / 5 of 6)</w:t>
+            </w:r>
+          </w:p>
+        </w:tc>
+      </w:tr>
+      <w:tr>
+        <w:tc>
+          <w:tcPr/>
+          <w:p>
+            <w:pPr>
+              <w:pStyle w:val="Compact"/>
+              <w:jc w:val="left"/>
+            </w:pPr>
+            <w:r>
+              <w:t xml:space="preserve">R7</w:t>
+            </w:r>
+          </w:p>
+        </w:tc>
+        <w:tc>
+          <w:tcPr/>
+          <w:p>
+            <w:pPr>
+              <w:pStyle w:val="Compact"/>
+              <w:jc w:val="left"/>
+            </w:pPr>
+            <w:r>
+              <w:t xml:space="preserve">BTP added as a sixth condition (64 rows)</w:t>
             </w:r>
           </w:p>
         </w:tc>
@@ -1850,7 +2003,7 @@
         <w:pStyle w:val="FirstParagraph"/>
       </w:pPr>
       <w:r>
-        <w:t xml:space="preserve">A single respondent answers everything in one session. Mitigation: factual checklists for five of seven sets; document sighting; ordering that separates the readiness questions from the concern items; and assured anonymity.</w:t>
+        <w:t xml:space="preserve">A single respondent answers everything in one session. Mitigation: factual measures for six of eight sets; document sighting; ordering that separates the readiness questions from the concern items; and assured anonymity.</w:t>
       </w:r>
     </w:p>
     <w:bookmarkEnd w:id="26"/>
